--- a/Отчет Надмитов.docx
+++ b/Отчет Надмитов.docx
@@ -670,7 +670,7 @@
             <w:noProof/>
             <w:webHidden/>
           </w:rPr>
-          <w:t>3</w:t>
+          <w:t>4</w:t>
         </w:r>
         <w:r>
           <w:rPr>
@@ -743,7 +743,7 @@
             <w:noProof/>
             <w:webHidden/>
           </w:rPr>
-          <w:t>3</w:t>
+          <w:t>8</w:t>
         </w:r>
         <w:r>
           <w:rPr>
@@ -1241,7 +1241,7 @@
         <w:rPr>
           <w:lang w:eastAsia="ru-RU"/>
         </w:rPr>
-        <w:t>какая то функция моего тимейта 1</w:t>
+        <w:t>Количество слов в тексте</w:t>
       </w:r>
     </w:p>
     <w:p>
@@ -1263,7 +1263,7 @@
         <w:rPr>
           <w:lang w:eastAsia="ru-RU"/>
         </w:rPr>
-        <w:t>какая то функция моего тимейта 2</w:t>
+        <w:t>Количество предложений в тексте</w:t>
       </w:r>
     </w:p>
     <w:p>
@@ -1285,7 +1285,7 @@
         <w:rPr>
           <w:lang w:eastAsia="ru-RU"/>
         </w:rPr>
-        <w:t>…</w:t>
+        <w:t>Самое часто встречающееся слово</w:t>
       </w:r>
     </w:p>
     <w:p>
@@ -1299,15 +1299,24 @@
           <w:tab w:val="left" w:pos="567"/>
         </w:tabs>
         <w:ind w:left="0" w:firstLine="709"/>
-        <w:rPr>
-          <w:lang w:eastAsia="ru-RU"/>
-        </w:rPr>
-      </w:pPr>
-      <w:r>
-        <w:rPr>
-          <w:lang w:eastAsia="ru-RU"/>
-        </w:rPr>
-        <w:t>…</w:t>
+      </w:pPr>
+      <w:r>
+        <w:rPr>
+          <w:lang w:eastAsia="ru-RU"/>
+        </w:rPr>
+        <w:t>К</w:t>
+      </w:r>
+      <w:r>
+        <w:rPr>
+          <w:lang w:eastAsia="ru-RU"/>
+        </w:rPr>
+        <w:t>оличество гласных и согласных бук</w:t>
+      </w:r>
+      <w:r>
+        <w:rPr>
+          <w:lang w:eastAsia="ru-RU"/>
+        </w:rPr>
+        <w:t>в</w:t>
       </w:r>
     </w:p>
     <w:p>
@@ -1323,10 +1332,7 @@
         <w:ind w:left="0" w:firstLine="709"/>
       </w:pPr>
       <w:r>
-        <w:rPr>
-          <w:lang w:eastAsia="ru-RU"/>
-        </w:rPr>
-        <w:t>…</w:t>
+        <w:t>Средняя длина слова</w:t>
       </w:r>
     </w:p>
     <w:p>
@@ -1341,10 +1347,10 @@
         </w:rPr>
         <w:lastRenderedPageBreak/>
         <w:drawing>
-          <wp:inline distT="0" distB="0" distL="0" distR="0" wp14:anchorId="06D30BA4" wp14:editId="697235A4">
-            <wp:extent cx="5291839" cy="5657827"/>
-            <wp:effectExtent l="0" t="0" r="4445" b="635"/>
-            <wp:docPr id="811756215" name="Рисунок 1"/>
+          <wp:inline distT="0" distB="0" distL="0" distR="0" wp14:anchorId="57AA6E37" wp14:editId="40530E6B">
+            <wp:extent cx="4324954" cy="7125694"/>
+            <wp:effectExtent l="0" t="0" r="0" b="0"/>
+            <wp:docPr id="1228363035" name="Рисунок 1"/>
             <wp:cNvGraphicFramePr>
               <a:graphicFrameLocks xmlns:a="http://schemas.openxmlformats.org/drawingml/2006/main" noChangeAspect="1"/>
             </wp:cNvGraphicFramePr>
@@ -1352,11 +1358,11 @@
               <a:graphicData uri="http://schemas.openxmlformats.org/drawingml/2006/picture">
                 <pic:pic xmlns:pic="http://schemas.openxmlformats.org/drawingml/2006/picture">
                   <pic:nvPicPr>
-                    <pic:cNvPr id="1025005641" name=""/>
+                    <pic:cNvPr id="1228363035" name=""/>
                     <pic:cNvPicPr/>
                   </pic:nvPicPr>
                   <pic:blipFill>
-                    <a:blip r:embed="rId7"/>
+                    <a:blip r:embed="rId9"/>
                     <a:stretch>
                       <a:fillRect/>
                     </a:stretch>
@@ -1364,7 +1370,7 @@
                   <pic:spPr>
                     <a:xfrm>
                       <a:off x="0" y="0"/>
-                      <a:ext cx="5294160" cy="5660308"/>
+                      <a:ext cx="4324954" cy="7125694"/>
                     </a:xfrm>
                     <a:prstGeom prst="rect">
                       <a:avLst/>
@@ -1462,10 +1468,10 @@
         </w:rPr>
         <w:lastRenderedPageBreak/>
         <w:drawing>
-          <wp:inline distT="0" distB="0" distL="0" distR="0" wp14:anchorId="5D80D514" wp14:editId="327B4DD0">
-            <wp:extent cx="5620375" cy="3200400"/>
-            <wp:effectExtent l="0" t="0" r="0" b="0"/>
-            <wp:docPr id="1560279928" name="Рисунок 1"/>
+          <wp:inline distT="0" distB="0" distL="0" distR="0" wp14:anchorId="52E809BE" wp14:editId="622BAB85">
+            <wp:extent cx="5940425" cy="6035040"/>
+            <wp:effectExtent l="0" t="0" r="3175" b="3810"/>
+            <wp:docPr id="550260857" name="Рисунок 1"/>
             <wp:cNvGraphicFramePr>
               <a:graphicFrameLocks xmlns:a="http://schemas.openxmlformats.org/drawingml/2006/main" noChangeAspect="1"/>
             </wp:cNvGraphicFramePr>
@@ -1473,11 +1479,11 @@
               <a:graphicData uri="http://schemas.openxmlformats.org/drawingml/2006/picture">
                 <pic:pic xmlns:pic="http://schemas.openxmlformats.org/drawingml/2006/picture">
                   <pic:nvPicPr>
-                    <pic:cNvPr id="2080394651" name=""/>
+                    <pic:cNvPr id="550260857" name=""/>
                     <pic:cNvPicPr/>
                   </pic:nvPicPr>
                   <pic:blipFill>
-                    <a:blip r:embed="rId8"/>
+                    <a:blip r:embed="rId10"/>
                     <a:stretch>
                       <a:fillRect/>
                     </a:stretch>
@@ -1485,7 +1491,7 @@
                   <pic:spPr>
                     <a:xfrm>
                       <a:off x="0" y="0"/>
-                      <a:ext cx="5623886" cy="3202399"/>
+                      <a:ext cx="5940425" cy="6035040"/>
                     </a:xfrm>
                     <a:prstGeom prst="rect">
                       <a:avLst/>
@@ -1608,11 +1614,12 @@
           <w:noProof/>
           <w:lang w:eastAsia="ru-RU"/>
         </w:rPr>
+        <w:lastRenderedPageBreak/>
         <w:drawing>
-          <wp:inline distT="0" distB="0" distL="0" distR="0" wp14:anchorId="0F66478F" wp14:editId="61D3E7DA">
-            <wp:extent cx="5620375" cy="3200400"/>
-            <wp:effectExtent l="0" t="0" r="0" b="0"/>
-            <wp:docPr id="1812619180" name="Рисунок 1"/>
+          <wp:inline distT="0" distB="0" distL="0" distR="0" wp14:anchorId="789ADC44" wp14:editId="6325E7C9">
+            <wp:extent cx="5940425" cy="6321425"/>
+            <wp:effectExtent l="0" t="0" r="3175" b="3175"/>
+            <wp:docPr id="1644278113" name="Рисунок 1"/>
             <wp:cNvGraphicFramePr>
               <a:graphicFrameLocks xmlns:a="http://schemas.openxmlformats.org/drawingml/2006/main" noChangeAspect="1"/>
             </wp:cNvGraphicFramePr>
@@ -1620,11 +1627,11 @@
               <a:graphicData uri="http://schemas.openxmlformats.org/drawingml/2006/picture">
                 <pic:pic xmlns:pic="http://schemas.openxmlformats.org/drawingml/2006/picture">
                   <pic:nvPicPr>
-                    <pic:cNvPr id="2080394651" name=""/>
+                    <pic:cNvPr id="1644278113" name=""/>
                     <pic:cNvPicPr/>
                   </pic:nvPicPr>
                   <pic:blipFill>
-                    <a:blip r:embed="rId8"/>
+                    <a:blip r:embed="rId11"/>
                     <a:stretch>
                       <a:fillRect/>
                     </a:stretch>
@@ -1632,7 +1639,7 @@
                   <pic:spPr>
                     <a:xfrm>
                       <a:off x="0" y="0"/>
-                      <a:ext cx="5623886" cy="3202399"/>
+                      <a:ext cx="5940425" cy="6321425"/>
                     </a:xfrm>
                     <a:prstGeom prst="rect">
                       <a:avLst/>
@@ -1685,8 +1692,19 @@
           <w:sz w:val="28"/>
           <w:szCs w:val="28"/>
         </w:rPr>
-        <w:t>Выполнение всех тестов кроме …</w:t>
-      </w:r>
+        <w:t xml:space="preserve">Выполнение всех тестов кроме </w:t>
+      </w:r>
+      <w:proofErr w:type="spellStart"/>
+      <w:r>
+        <w:rPr>
+          <w:i w:val="0"/>
+          <w:iCs w:val="0"/>
+          <w:sz w:val="28"/>
+          <w:szCs w:val="28"/>
+        </w:rPr>
+        <w:t>countWords_returnsNumberOfWords</w:t>
+      </w:r>
+      <w:proofErr w:type="spellEnd"/>
     </w:p>
     <w:p>
       <w:pPr>
@@ -1697,27 +1715,32 @@
     </w:p>
     <w:p>
       <w:pPr>
+        <w:tabs>
+          <w:tab w:val="left" w:pos="567"/>
+        </w:tabs>
+      </w:pPr>
+    </w:p>
+    <w:p>
+      <w:pPr>
         <w:pStyle w:val="af1"/>
         <w:ind w:firstLine="0"/>
         <w:jc w:val="center"/>
         <w:rPr>
           <w:i w:val="0"/>
           <w:iCs w:val="0"/>
-          <w:sz w:val="28"/>
-          <w:szCs w:val="28"/>
         </w:rPr>
       </w:pPr>
       <w:r>
         <w:rPr>
           <w:noProof/>
-          <w:lang w:eastAsia="ru-RU"/>
+          <w14:ligatures w14:val="standardContextual"/>
         </w:rPr>
         <w:lastRenderedPageBreak/>
         <w:drawing>
-          <wp:inline distT="0" distB="0" distL="0" distR="0" wp14:anchorId="6FE5325F" wp14:editId="46CA6A3C">
-            <wp:extent cx="5620375" cy="3200400"/>
-            <wp:effectExtent l="0" t="0" r="0" b="0"/>
-            <wp:docPr id="1951762625" name="Рисунок 1"/>
+          <wp:inline distT="0" distB="0" distL="0" distR="0" wp14:anchorId="6F0BE203" wp14:editId="35EA8640">
+            <wp:extent cx="4229690" cy="1743318"/>
+            <wp:effectExtent l="0" t="0" r="0" b="9525"/>
+            <wp:docPr id="627008031" name="Рисунок 1"/>
             <wp:cNvGraphicFramePr>
               <a:graphicFrameLocks xmlns:a="http://schemas.openxmlformats.org/drawingml/2006/main" noChangeAspect="1"/>
             </wp:cNvGraphicFramePr>
@@ -1725,11 +1748,11 @@
               <a:graphicData uri="http://schemas.openxmlformats.org/drawingml/2006/picture">
                 <pic:pic xmlns:pic="http://schemas.openxmlformats.org/drawingml/2006/picture">
                   <pic:nvPicPr>
-                    <pic:cNvPr id="2080394651" name=""/>
+                    <pic:cNvPr id="627008031" name=""/>
                     <pic:cNvPicPr/>
                   </pic:nvPicPr>
                   <pic:blipFill>
-                    <a:blip r:embed="rId8"/>
+                    <a:blip r:embed="rId12"/>
                     <a:stretch>
                       <a:fillRect/>
                     </a:stretch>
@@ -1737,7 +1760,7 @@
                   <pic:spPr>
                     <a:xfrm>
                       <a:off x="0" y="0"/>
-                      <a:ext cx="5623886" cy="3202399"/>
+                      <a:ext cx="4229690" cy="1743318"/>
                     </a:xfrm>
                     <a:prstGeom prst="rect">
                       <a:avLst/>
@@ -1756,6 +1779,19 @@
         </w:rPr>
         <w:t xml:space="preserve"> </w:t>
       </w:r>
+    </w:p>
+    <w:p>
+      <w:pPr>
+        <w:pStyle w:val="af1"/>
+        <w:ind w:firstLine="0"/>
+        <w:jc w:val="center"/>
+        <w:rPr>
+          <w:i w:val="0"/>
+          <w:iCs w:val="0"/>
+          <w:sz w:val="28"/>
+          <w:szCs w:val="28"/>
+        </w:rPr>
+      </w:pPr>
       <w:r>
         <w:rPr>
           <w:i w:val="0"/>
@@ -1790,8 +1826,19 @@
           <w:sz w:val="28"/>
           <w:szCs w:val="28"/>
         </w:rPr>
-        <w:t>Исправление ошибки в методе …</w:t>
-      </w:r>
+        <w:t xml:space="preserve">Исправление ошибки в методе </w:t>
+      </w:r>
+      <w:proofErr w:type="spellStart"/>
+      <w:r>
+        <w:rPr>
+          <w:i w:val="0"/>
+          <w:iCs w:val="0"/>
+          <w:sz w:val="28"/>
+          <w:szCs w:val="28"/>
+        </w:rPr>
+        <w:t>countWords</w:t>
+      </w:r>
+      <w:proofErr w:type="spellEnd"/>
     </w:p>
     <w:p>
       <w:pPr>
@@ -1831,10 +1878,10 @@
           <w:lang w:eastAsia="ru-RU"/>
         </w:rPr>
         <w:drawing>
-          <wp:inline distT="0" distB="0" distL="0" distR="0" wp14:anchorId="50D8A10E" wp14:editId="21A769A2">
-            <wp:extent cx="5620375" cy="3200400"/>
+          <wp:inline distT="0" distB="0" distL="0" distR="0" wp14:anchorId="4919F527" wp14:editId="03DEBEDA">
+            <wp:extent cx="5506218" cy="1467055"/>
             <wp:effectExtent l="0" t="0" r="0" b="0"/>
-            <wp:docPr id="1057516159" name="Рисунок 1"/>
+            <wp:docPr id="149786090" name="Рисунок 1"/>
             <wp:cNvGraphicFramePr>
               <a:graphicFrameLocks xmlns:a="http://schemas.openxmlformats.org/drawingml/2006/main" noChangeAspect="1"/>
             </wp:cNvGraphicFramePr>
@@ -1842,11 +1889,11 @@
               <a:graphicData uri="http://schemas.openxmlformats.org/drawingml/2006/picture">
                 <pic:pic xmlns:pic="http://schemas.openxmlformats.org/drawingml/2006/picture">
                   <pic:nvPicPr>
-                    <pic:cNvPr id="2080394651" name=""/>
+                    <pic:cNvPr id="149786090" name=""/>
                     <pic:cNvPicPr/>
                   </pic:nvPicPr>
                   <pic:blipFill>
-                    <a:blip r:embed="rId8"/>
+                    <a:blip r:embed="rId13"/>
                     <a:stretch>
                       <a:fillRect/>
                     </a:stretch>
@@ -1854,7 +1901,7 @@
                   <pic:spPr>
                     <a:xfrm>
                       <a:off x="0" y="0"/>
-                      <a:ext cx="5623886" cy="3202399"/>
+                      <a:ext cx="5506218" cy="1467055"/>
                     </a:xfrm>
                     <a:prstGeom prst="rect">
                       <a:avLst/>
@@ -1907,7 +1954,16 @@
           <w:sz w:val="28"/>
           <w:szCs w:val="28"/>
         </w:rPr>
-        <w:t xml:space="preserve"> Все модульные тесты успешно выполняютя</w:t>
+        <w:t xml:space="preserve"> Все модульные тесты успешно </w:t>
+      </w:r>
+      <w:r>
+        <w:rPr>
+          <w:i w:val="0"/>
+          <w:iCs w:val="0"/>
+          <w:sz w:val="28"/>
+          <w:szCs w:val="28"/>
+        </w:rPr>
+        <w:t>выполняются</w:t>
       </w:r>
     </w:p>
     <w:p>
@@ -1930,22 +1986,1042 @@
       </w:pPr>
       <w:bookmarkStart w:id="3" w:name="_Toc242225856"/>
       <w:r>
+        <w:t>Мутационное тестирование</w:t>
+      </w:r>
+      <w:bookmarkEnd w:id="3"/>
+    </w:p>
+    <w:p>
+      <w:pPr>
+        <w:rPr>
+          <w:lang w:eastAsia="ru-RU"/>
+        </w:rPr>
+      </w:pPr>
+      <w:r>
+        <w:rPr>
+          <w:lang w:eastAsia="ru-RU"/>
+        </w:rPr>
+        <w:t xml:space="preserve">Первый запуск мутационного тестирования </w:t>
+      </w:r>
+      <w:r>
+        <w:rPr>
+          <w:lang w:eastAsia="ru-RU"/>
+        </w:rPr>
+        <w:t>представлен на рисунке 8.</w:t>
+      </w:r>
+    </w:p>
+    <w:p>
+      <w:pPr>
+        <w:pStyle w:val="af1"/>
+        <w:ind w:firstLine="0"/>
+        <w:jc w:val="center"/>
+        <w:rPr>
+          <w:i w:val="0"/>
+          <w:iCs w:val="0"/>
+          <w:sz w:val="28"/>
+          <w:szCs w:val="28"/>
+        </w:rPr>
+      </w:pPr>
+      <w:r>
+        <w:rPr>
+          <w:lang w:eastAsia="ru-RU"/>
+        </w:rPr>
+        <w:drawing>
+          <wp:inline distT="0" distB="0" distL="0" distR="0" wp14:anchorId="79325B81" wp14:editId="74E32E2E">
+            <wp:extent cx="5940425" cy="1870710"/>
+            <wp:effectExtent l="0" t="0" r="3175" b="0"/>
+            <wp:docPr id="1773149285" name="Рисунок 1"/>
+            <wp:cNvGraphicFramePr>
+              <a:graphicFrameLocks xmlns:a="http://schemas.openxmlformats.org/drawingml/2006/main" noChangeAspect="1"/>
+            </wp:cNvGraphicFramePr>
+            <a:graphic xmlns:a="http://schemas.openxmlformats.org/drawingml/2006/main">
+              <a:graphicData uri="http://schemas.openxmlformats.org/drawingml/2006/picture">
+                <pic:pic xmlns:pic="http://schemas.openxmlformats.org/drawingml/2006/picture">
+                  <pic:nvPicPr>
+                    <pic:cNvPr id="1773149285" name=""/>
+                    <pic:cNvPicPr/>
+                  </pic:nvPicPr>
+                  <pic:blipFill>
+                    <a:blip r:embed="rId14"/>
+                    <a:stretch>
+                      <a:fillRect/>
+                    </a:stretch>
+                  </pic:blipFill>
+                  <pic:spPr>
+                    <a:xfrm>
+                      <a:off x="0" y="0"/>
+                      <a:ext cx="5940425" cy="1870710"/>
+                    </a:xfrm>
+                    <a:prstGeom prst="rect">
+                      <a:avLst/>
+                    </a:prstGeom>
+                  </pic:spPr>
+                </pic:pic>
+              </a:graphicData>
+            </a:graphic>
+          </wp:inline>
+        </w:drawing>
+      </w:r>
+      <w:r>
+        <w:rPr>
+          <w:i w:val="0"/>
+          <w:iCs w:val="0"/>
+        </w:rPr>
+        <w:t xml:space="preserve"> </w:t>
+      </w:r>
+      <w:r>
+        <w:rPr>
+          <w:i w:val="0"/>
+          <w:iCs w:val="0"/>
+          <w:sz w:val="28"/>
+          <w:szCs w:val="28"/>
+        </w:rPr>
+        <w:t xml:space="preserve">Рисунок </w:t>
+      </w:r>
+      <w:r>
+        <w:rPr>
+          <w:i w:val="0"/>
+          <w:iCs w:val="0"/>
+          <w:sz w:val="28"/>
+          <w:szCs w:val="28"/>
+        </w:rPr>
+        <w:t>8</w:t>
+      </w:r>
+      <w:r>
+        <w:rPr>
+          <w:i w:val="0"/>
+          <w:iCs w:val="0"/>
+          <w:sz w:val="28"/>
+          <w:szCs w:val="28"/>
+        </w:rPr>
+        <w:t xml:space="preserve"> —</w:t>
+      </w:r>
+      <w:r>
+        <w:rPr>
+          <w:i w:val="0"/>
+          <w:iCs w:val="0"/>
+          <w:sz w:val="28"/>
+          <w:szCs w:val="28"/>
+        </w:rPr>
+        <w:t xml:space="preserve"> </w:t>
+      </w:r>
+      <w:r>
+        <w:rPr>
+          <w:i w:val="0"/>
+          <w:iCs w:val="0"/>
+          <w:sz w:val="28"/>
+          <w:szCs w:val="28"/>
+        </w:rPr>
+        <w:t>Первый з</w:t>
+      </w:r>
+      <w:r>
+        <w:rPr>
+          <w:i w:val="0"/>
+          <w:iCs w:val="0"/>
+          <w:sz w:val="28"/>
+          <w:szCs w:val="28"/>
+        </w:rPr>
+        <w:t>апуск мутационного тестирования</w:t>
+      </w:r>
+    </w:p>
+    <w:p>
+      <w:pPr>
+        <w:rPr>
+          <w:lang w:eastAsia="ru-RU"/>
+        </w:rPr>
+      </w:pPr>
+    </w:p>
+    <w:p>
+      <w:pPr>
+        <w:rPr>
+          <w:lang w:eastAsia="ru-RU"/>
+        </w:rPr>
+      </w:pPr>
+      <w:r>
+        <w:rPr>
+          <w:lang w:eastAsia="ru-RU"/>
+        </w:rPr>
         <w:lastRenderedPageBreak/>
-        <w:t>Мутационное тестирование</w:t>
-      </w:r>
-      <w:bookmarkEnd w:id="3"/>
-    </w:p>
-    <w:p>
-      <w:pPr>
-        <w:rPr>
-          <w:lang w:eastAsia="ru-RU"/>
-        </w:rPr>
-      </w:pPr>
-      <w:r>
-        <w:rPr>
-          <w:lang w:eastAsia="ru-RU"/>
-        </w:rPr>
-        <w:t>вывывывыфыв</w:t>
+        <w:t xml:space="preserve">Первый запуск мутационного тестирования показал, что из 34 сгенерированных мутантов тесты убили 25, один мутант выжил и 8 мутантов остались без покрытия. </w:t>
+      </w:r>
+      <w:proofErr w:type="spellStart"/>
+      <w:r>
+        <w:rPr>
+          <w:lang w:eastAsia="ru-RU"/>
+        </w:rPr>
+        <w:t>Mutation</w:t>
+      </w:r>
+      <w:proofErr w:type="spellEnd"/>
+      <w:r>
+        <w:rPr>
+          <w:lang w:eastAsia="ru-RU"/>
+        </w:rPr>
+        <w:t xml:space="preserve"> </w:t>
+      </w:r>
+      <w:proofErr w:type="spellStart"/>
+      <w:r>
+        <w:rPr>
+          <w:lang w:eastAsia="ru-RU"/>
+        </w:rPr>
+        <w:t>score</w:t>
+      </w:r>
+      <w:proofErr w:type="spellEnd"/>
+      <w:r>
+        <w:rPr>
+          <w:lang w:eastAsia="ru-RU"/>
+        </w:rPr>
+        <w:t xml:space="preserve"> составил 74%, а </w:t>
+      </w:r>
+      <w:proofErr w:type="spellStart"/>
+      <w:r>
+        <w:rPr>
+          <w:lang w:eastAsia="ru-RU"/>
+        </w:rPr>
+        <w:t>test</w:t>
+      </w:r>
+      <w:proofErr w:type="spellEnd"/>
+      <w:r>
+        <w:rPr>
+          <w:lang w:eastAsia="ru-RU"/>
+        </w:rPr>
+        <w:t xml:space="preserve"> </w:t>
+      </w:r>
+      <w:proofErr w:type="spellStart"/>
+      <w:r>
+        <w:rPr>
+          <w:lang w:eastAsia="ru-RU"/>
+        </w:rPr>
+        <w:t>strength</w:t>
+      </w:r>
+      <w:proofErr w:type="spellEnd"/>
+      <w:r>
+        <w:rPr>
+          <w:lang w:eastAsia="ru-RU"/>
+        </w:rPr>
+        <w:t xml:space="preserve"> (доля убитых мутантов среди покрытых тестами) — 96%. Покрытие строк при этом было 65% (39 из 60). Высокий </w:t>
+      </w:r>
+      <w:proofErr w:type="spellStart"/>
+      <w:r>
+        <w:rPr>
+          <w:lang w:eastAsia="ru-RU"/>
+        </w:rPr>
+        <w:t>test</w:t>
+      </w:r>
+      <w:proofErr w:type="spellEnd"/>
+      <w:r>
+        <w:rPr>
+          <w:lang w:eastAsia="ru-RU"/>
+        </w:rPr>
+        <w:t xml:space="preserve"> </w:t>
+      </w:r>
+      <w:proofErr w:type="spellStart"/>
+      <w:r>
+        <w:rPr>
+          <w:lang w:eastAsia="ru-RU"/>
+        </w:rPr>
+        <w:t>strength</w:t>
+      </w:r>
+      <w:proofErr w:type="spellEnd"/>
+      <w:r>
+        <w:rPr>
+          <w:lang w:eastAsia="ru-RU"/>
+        </w:rPr>
+        <w:t xml:space="preserve"> говорит о том, что существующие тесты хорошо проверяют результаты тех участков кода, которые они выполняют. Невысокий итоговый показатель объясняется в основном непокрытым кодом: тесты не проверяли граничные входные данные (</w:t>
+      </w:r>
+      <w:proofErr w:type="spellStart"/>
+      <w:r>
+        <w:rPr>
+          <w:lang w:eastAsia="ru-RU"/>
+        </w:rPr>
+        <w:t>null</w:t>
+      </w:r>
+      <w:proofErr w:type="spellEnd"/>
+      <w:r>
+        <w:rPr>
+          <w:lang w:eastAsia="ru-RU"/>
+        </w:rPr>
+        <w:t xml:space="preserve">, пустую строку, строку из пробелов), поэтому соответствующие ветки методов ни разу не выполнялись. Выживший мутант появился в методе </w:t>
+      </w:r>
+      <w:proofErr w:type="spellStart"/>
+      <w:r>
+        <w:rPr>
+          <w:lang w:eastAsia="ru-RU"/>
+        </w:rPr>
+        <w:t>mostFrequentWord</w:t>
+      </w:r>
+      <w:proofErr w:type="spellEnd"/>
+      <w:r>
+        <w:rPr>
+          <w:lang w:eastAsia="ru-RU"/>
+        </w:rPr>
+        <w:t xml:space="preserve">, где условие «&gt;» было заменено на «&gt;=». Тест его не обнаружил, потому что в тестовых данных не было слов с одинаковой максимальной частотой, а именно в этой ситуации поведение исходного кода и мутанта различается. Кроме того, частоты слов хранятся в </w:t>
+      </w:r>
+      <w:proofErr w:type="spellStart"/>
+      <w:r>
+        <w:rPr>
+          <w:lang w:eastAsia="ru-RU"/>
+        </w:rPr>
+        <w:t>HashMap</w:t>
+      </w:r>
+      <w:proofErr w:type="spellEnd"/>
+      <w:r>
+        <w:rPr>
+          <w:lang w:eastAsia="ru-RU"/>
+        </w:rPr>
+        <w:t>, порядок обхода которой не гарантирован, поэтому поведение метода при равенстве частот изначально не определено. Таким образом, для улучшения результатов необходимо добавить тесты на граничные случаи и зафиксировать правило выбора слова при одинаковой частоте.</w:t>
+      </w:r>
+    </w:p>
+    <w:p>
+      <w:pPr>
+        <w:rPr>
+          <w:lang w:eastAsia="ru-RU"/>
+        </w:rPr>
+      </w:pPr>
+      <w:r>
+        <w:rPr>
+          <w:lang w:eastAsia="ru-RU"/>
+        </w:rPr>
+        <w:t xml:space="preserve">Для устранения неопределённости порядка в методе </w:t>
+      </w:r>
+      <w:proofErr w:type="spellStart"/>
+      <w:r>
+        <w:rPr>
+          <w:lang w:eastAsia="ru-RU"/>
+        </w:rPr>
+        <w:t>mostFrequentWord</w:t>
+      </w:r>
+      <w:proofErr w:type="spellEnd"/>
+      <w:r>
+        <w:rPr>
+          <w:lang w:eastAsia="ru-RU"/>
+        </w:rPr>
+        <w:t xml:space="preserve"> структура </w:t>
+      </w:r>
+      <w:proofErr w:type="spellStart"/>
+      <w:r>
+        <w:rPr>
+          <w:lang w:eastAsia="ru-RU"/>
+        </w:rPr>
+        <w:t>HashMap</w:t>
+      </w:r>
+      <w:proofErr w:type="spellEnd"/>
+      <w:r>
+        <w:rPr>
+          <w:lang w:eastAsia="ru-RU"/>
+        </w:rPr>
+        <w:t xml:space="preserve"> была заменена на </w:t>
+      </w:r>
+      <w:proofErr w:type="spellStart"/>
+      <w:r>
+        <w:rPr>
+          <w:lang w:eastAsia="ru-RU"/>
+        </w:rPr>
+        <w:t>LinkedHashMap</w:t>
+      </w:r>
+      <w:proofErr w:type="spellEnd"/>
+      <w:r>
+        <w:rPr>
+          <w:lang w:eastAsia="ru-RU"/>
+        </w:rPr>
+        <w:t xml:space="preserve">, которая сохраняет порядок добавления элементов. Благодаря этому поведение метода стало однозначным: при равной частоте нескольких слов возвращается то, которое встретилось в тексте первым. Это правило было зафиксировано отдельным тестом, в котором на вход подаётся строка «собака кот </w:t>
+      </w:r>
+      <w:proofErr w:type="spellStart"/>
+      <w:r>
+        <w:rPr>
+          <w:lang w:eastAsia="ru-RU"/>
+        </w:rPr>
+        <w:t>кот</w:t>
+      </w:r>
+      <w:proofErr w:type="spellEnd"/>
+      <w:r>
+        <w:rPr>
+          <w:lang w:eastAsia="ru-RU"/>
+        </w:rPr>
+        <w:t xml:space="preserve"> собака» и ожидается результат «собака». Мутант с заменой «&gt;» на «&gt;=» в этом случае вернул бы «кот», поэтому после доработки тест его обнаруживает.</w:t>
+      </w:r>
+    </w:p>
+    <w:p>
+      <w:pPr>
+        <w:rPr>
+          <w:lang w:eastAsia="ru-RU"/>
+        </w:rPr>
+      </w:pPr>
+      <w:r>
+        <w:rPr>
+          <w:lang w:eastAsia="ru-RU"/>
+        </w:rPr>
+        <w:t xml:space="preserve">Исправленная версия метода и тест под случай </w:t>
+      </w:r>
+      <w:r>
+        <w:rPr>
+          <w:lang w:eastAsia="ru-RU"/>
+        </w:rPr>
+        <w:t xml:space="preserve">одинаковой частоты встречаемости слов </w:t>
+      </w:r>
+      <w:r>
+        <w:rPr>
+          <w:lang w:eastAsia="ru-RU"/>
+        </w:rPr>
+        <w:t>представлены на рисунке 9.</w:t>
+      </w:r>
+    </w:p>
+    <w:p>
+      <w:pPr>
+        <w:pStyle w:val="af1"/>
+        <w:ind w:firstLine="0"/>
+        <w:jc w:val="center"/>
+        <w:rPr>
+          <w:i w:val="0"/>
+          <w:iCs w:val="0"/>
+          <w:sz w:val="28"/>
+          <w:szCs w:val="28"/>
+        </w:rPr>
+      </w:pPr>
+      <w:r>
+        <w:rPr>
+          <w:noProof/>
+          <w14:ligatures w14:val="standardContextual"/>
+        </w:rPr>
+        <w:lastRenderedPageBreak/>
+        <w:drawing>
+          <wp:inline distT="0" distB="0" distL="0" distR="0" wp14:anchorId="1DD8A215" wp14:editId="16A93BDA">
+            <wp:extent cx="5940425" cy="4534535"/>
+            <wp:effectExtent l="0" t="0" r="3175" b="0"/>
+            <wp:docPr id="348390316" name="Рисунок 1"/>
+            <wp:cNvGraphicFramePr>
+              <a:graphicFrameLocks xmlns:a="http://schemas.openxmlformats.org/drawingml/2006/main" noChangeAspect="1"/>
+            </wp:cNvGraphicFramePr>
+            <a:graphic xmlns:a="http://schemas.openxmlformats.org/drawingml/2006/main">
+              <a:graphicData uri="http://schemas.openxmlformats.org/drawingml/2006/picture">
+                <pic:pic xmlns:pic="http://schemas.openxmlformats.org/drawingml/2006/picture">
+                  <pic:nvPicPr>
+                    <pic:cNvPr id="348390316" name=""/>
+                    <pic:cNvPicPr/>
+                  </pic:nvPicPr>
+                  <pic:blipFill>
+                    <a:blip r:embed="rId15"/>
+                    <a:stretch>
+                      <a:fillRect/>
+                    </a:stretch>
+                  </pic:blipFill>
+                  <pic:spPr>
+                    <a:xfrm>
+                      <a:off x="0" y="0"/>
+                      <a:ext cx="5940425" cy="4534535"/>
+                    </a:xfrm>
+                    <a:prstGeom prst="rect">
+                      <a:avLst/>
+                    </a:prstGeom>
+                  </pic:spPr>
+                </pic:pic>
+              </a:graphicData>
+            </a:graphic>
+          </wp:inline>
+        </w:drawing>
+      </w:r>
+      <w:r>
+        <w:rPr>
+          <w:i w:val="0"/>
+          <w:iCs w:val="0"/>
+        </w:rPr>
+        <w:t xml:space="preserve"> </w:t>
+      </w:r>
+      <w:r>
+        <w:rPr>
+          <w:i w:val="0"/>
+          <w:iCs w:val="0"/>
+          <w:sz w:val="28"/>
+          <w:szCs w:val="28"/>
+        </w:rPr>
+        <w:t xml:space="preserve">Рисунок </w:t>
+      </w:r>
+      <w:r>
+        <w:rPr>
+          <w:i w:val="0"/>
+          <w:iCs w:val="0"/>
+          <w:sz w:val="28"/>
+          <w:szCs w:val="28"/>
+        </w:rPr>
+        <w:t>9</w:t>
+      </w:r>
+      <w:r>
+        <w:rPr>
+          <w:i w:val="0"/>
+          <w:iCs w:val="0"/>
+          <w:sz w:val="28"/>
+          <w:szCs w:val="28"/>
+        </w:rPr>
+        <w:t xml:space="preserve"> —</w:t>
+      </w:r>
+      <w:r>
+        <w:rPr>
+          <w:i w:val="0"/>
+          <w:iCs w:val="0"/>
+          <w:sz w:val="28"/>
+          <w:szCs w:val="28"/>
+        </w:rPr>
+        <w:t xml:space="preserve"> </w:t>
+      </w:r>
+      <w:r>
+        <w:rPr>
+          <w:i w:val="0"/>
+          <w:iCs w:val="0"/>
+          <w:sz w:val="28"/>
+          <w:szCs w:val="28"/>
+        </w:rPr>
+        <w:t>Исправленная версия метода и тест</w:t>
+      </w:r>
+    </w:p>
+    <w:p/>
+    <w:p>
+      <w:r>
+        <w:t>После исправления реализации метода на повторном запуске мутационного тестирования</w:t>
+      </w:r>
+      <w:r>
+        <w:t xml:space="preserve"> (рисунок 10)</w:t>
+      </w:r>
+      <w:r>
+        <w:t xml:space="preserve"> видим, что все покрытые тестами мутанты были обнаружены: выживших мутантов не осталось, а </w:t>
+      </w:r>
+      <w:proofErr w:type="spellStart"/>
+      <w:r>
+        <w:t>test</w:t>
+      </w:r>
+      <w:proofErr w:type="spellEnd"/>
+      <w:r>
+        <w:t xml:space="preserve"> </w:t>
+      </w:r>
+      <w:proofErr w:type="spellStart"/>
+      <w:r>
+        <w:t>strength</w:t>
+      </w:r>
+      <w:proofErr w:type="spellEnd"/>
+      <w:r>
+        <w:t xml:space="preserve"> вырос с 96 до 100%. Мутант с заменой «&gt;» на «&gt;=» в методе </w:t>
+      </w:r>
+      <w:proofErr w:type="spellStart"/>
+      <w:r>
+        <w:t>mostFrequentWord</w:t>
+      </w:r>
+      <w:proofErr w:type="spellEnd"/>
+      <w:r>
+        <w:t xml:space="preserve"> теперь убивается тестом на равную частоту слов. </w:t>
+      </w:r>
+      <w:proofErr w:type="spellStart"/>
+      <w:r>
+        <w:t>Mutation</w:t>
+      </w:r>
+      <w:proofErr w:type="spellEnd"/>
+      <w:r>
+        <w:t xml:space="preserve"> </w:t>
+      </w:r>
+      <w:proofErr w:type="spellStart"/>
+      <w:r>
+        <w:t>score</w:t>
+      </w:r>
+      <w:proofErr w:type="spellEnd"/>
+      <w:r>
+        <w:t xml:space="preserve"> увеличился с 74 до 76% (26 убитых мутантов из 34). Восемь мутантов по-прежнему остаются без покрытия, поскольку соответствующие участки кода тестами не выполняются, поэтому покрытие строк осталось на уровне 65%.</w:t>
+      </w:r>
+    </w:p>
+    <w:p/>
+    <w:p>
+      <w:pPr>
+        <w:pStyle w:val="af1"/>
+        <w:ind w:firstLine="0"/>
+        <w:jc w:val="center"/>
+        <w:rPr>
+          <w:i w:val="0"/>
+          <w:iCs w:val="0"/>
+          <w:sz w:val="28"/>
+          <w:szCs w:val="28"/>
+        </w:rPr>
+      </w:pPr>
+      <w:r>
+        <w:rPr>
+          <w:noProof/>
+          <w14:ligatures w14:val="standardContextual"/>
+        </w:rPr>
+        <w:lastRenderedPageBreak/>
+        <w:drawing>
+          <wp:inline distT="0" distB="0" distL="0" distR="0" wp14:anchorId="1F58D0D9" wp14:editId="303A9A78">
+            <wp:extent cx="5940425" cy="1799590"/>
+            <wp:effectExtent l="0" t="0" r="3175" b="0"/>
+            <wp:docPr id="417785870" name="Рисунок 1"/>
+            <wp:cNvGraphicFramePr>
+              <a:graphicFrameLocks xmlns:a="http://schemas.openxmlformats.org/drawingml/2006/main" noChangeAspect="1"/>
+            </wp:cNvGraphicFramePr>
+            <a:graphic xmlns:a="http://schemas.openxmlformats.org/drawingml/2006/main">
+              <a:graphicData uri="http://schemas.openxmlformats.org/drawingml/2006/picture">
+                <pic:pic xmlns:pic="http://schemas.openxmlformats.org/drawingml/2006/picture">
+                  <pic:nvPicPr>
+                    <pic:cNvPr id="417785870" name=""/>
+                    <pic:cNvPicPr/>
+                  </pic:nvPicPr>
+                  <pic:blipFill>
+                    <a:blip r:embed="rId16"/>
+                    <a:stretch>
+                      <a:fillRect/>
+                    </a:stretch>
+                  </pic:blipFill>
+                  <pic:spPr>
+                    <a:xfrm>
+                      <a:off x="0" y="0"/>
+                      <a:ext cx="5940425" cy="1799590"/>
+                    </a:xfrm>
+                    <a:prstGeom prst="rect">
+                      <a:avLst/>
+                    </a:prstGeom>
+                  </pic:spPr>
+                </pic:pic>
+              </a:graphicData>
+            </a:graphic>
+          </wp:inline>
+        </w:drawing>
+      </w:r>
+      <w:r>
+        <w:rPr>
+          <w:i w:val="0"/>
+          <w:iCs w:val="0"/>
+        </w:rPr>
+        <w:t xml:space="preserve"> </w:t>
+      </w:r>
+      <w:r>
+        <w:rPr>
+          <w:i w:val="0"/>
+          <w:iCs w:val="0"/>
+          <w:sz w:val="28"/>
+          <w:szCs w:val="28"/>
+        </w:rPr>
+        <w:t xml:space="preserve">Рисунок </w:t>
+      </w:r>
+      <w:r>
+        <w:rPr>
+          <w:i w:val="0"/>
+          <w:iCs w:val="0"/>
+          <w:sz w:val="28"/>
+          <w:szCs w:val="28"/>
+        </w:rPr>
+        <w:t>10</w:t>
+      </w:r>
+      <w:r>
+        <w:rPr>
+          <w:i w:val="0"/>
+          <w:iCs w:val="0"/>
+          <w:sz w:val="28"/>
+          <w:szCs w:val="28"/>
+        </w:rPr>
+        <w:t xml:space="preserve"> —</w:t>
+      </w:r>
+      <w:r>
+        <w:rPr>
+          <w:i w:val="0"/>
+          <w:iCs w:val="0"/>
+          <w:sz w:val="28"/>
+          <w:szCs w:val="28"/>
+        </w:rPr>
+        <w:t xml:space="preserve"> </w:t>
+      </w:r>
+      <w:r>
+        <w:rPr>
+          <w:i w:val="0"/>
+          <w:iCs w:val="0"/>
+          <w:sz w:val="28"/>
+          <w:szCs w:val="28"/>
+        </w:rPr>
+        <w:t>Повторный</w:t>
+      </w:r>
+      <w:r>
+        <w:rPr>
+          <w:i w:val="0"/>
+          <w:iCs w:val="0"/>
+          <w:sz w:val="28"/>
+          <w:szCs w:val="28"/>
+        </w:rPr>
+        <w:t xml:space="preserve"> запуск мутационного тестирования</w:t>
+      </w:r>
+    </w:p>
+    <w:p/>
+    <w:p>
+      <w:r>
+        <w:t xml:space="preserve">Для устранения непокрытых участков кода тестовый набор был дополнен проверками граничных случаев. С помощью параметризованных тестов (аннотации @ParameterizedTest, @NullAndEmptySource и @ValueSource) каждый метод проверяется на входных данных </w:t>
+      </w:r>
+      <w:proofErr w:type="spellStart"/>
+      <w:r>
+        <w:t>null</w:t>
+      </w:r>
+      <w:proofErr w:type="spellEnd"/>
+      <w:r>
+        <w:t xml:space="preserve">, пустой строке и строке, состоящей только из пробелов. Ожидаемый результат в этих случаях — нулевое значение для числовых методов и пустая строка для метода </w:t>
+      </w:r>
+      <w:proofErr w:type="spellStart"/>
+      <w:r>
+        <w:t>mostFrequentWord</w:t>
+      </w:r>
+      <w:proofErr w:type="spellEnd"/>
+      <w:r>
+        <w:t>.</w:t>
+      </w:r>
+      <w:r>
+        <w:t xml:space="preserve"> Тесты граничных случаев представлены на рисунке 11.</w:t>
+      </w:r>
+      <w:r>
+        <w:t xml:space="preserve"> </w:t>
+      </w:r>
+      <w:r>
+        <w:t>Результаты представлены на рисунке 12.</w:t>
+      </w:r>
+    </w:p>
+    <w:p>
+      <w:pPr>
+        <w:pStyle w:val="af1"/>
+        <w:ind w:firstLine="0"/>
+        <w:jc w:val="center"/>
+        <w:rPr>
+          <w:i w:val="0"/>
+          <w:iCs w:val="0"/>
+          <w:sz w:val="28"/>
+          <w:szCs w:val="28"/>
+        </w:rPr>
+      </w:pPr>
+      <w:r>
+        <w:rPr>
+          <w:noProof/>
+          <w14:ligatures w14:val="standardContextual"/>
+        </w:rPr>
+        <w:lastRenderedPageBreak/>
+        <w:drawing>
+          <wp:inline distT="0" distB="0" distL="0" distR="0" wp14:anchorId="7CCF78B0" wp14:editId="56FE6595">
+            <wp:extent cx="5940425" cy="5663565"/>
+            <wp:effectExtent l="0" t="0" r="3175" b="0"/>
+            <wp:docPr id="2062852338" name="Рисунок 1"/>
+            <wp:cNvGraphicFramePr>
+              <a:graphicFrameLocks xmlns:a="http://schemas.openxmlformats.org/drawingml/2006/main" noChangeAspect="1"/>
+            </wp:cNvGraphicFramePr>
+            <a:graphic xmlns:a="http://schemas.openxmlformats.org/drawingml/2006/main">
+              <a:graphicData uri="http://schemas.openxmlformats.org/drawingml/2006/picture">
+                <pic:pic xmlns:pic="http://schemas.openxmlformats.org/drawingml/2006/picture">
+                  <pic:nvPicPr>
+                    <pic:cNvPr id="2062852338" name=""/>
+                    <pic:cNvPicPr/>
+                  </pic:nvPicPr>
+                  <pic:blipFill>
+                    <a:blip r:embed="rId17"/>
+                    <a:stretch>
+                      <a:fillRect/>
+                    </a:stretch>
+                  </pic:blipFill>
+                  <pic:spPr>
+                    <a:xfrm>
+                      <a:off x="0" y="0"/>
+                      <a:ext cx="5940425" cy="5663565"/>
+                    </a:xfrm>
+                    <a:prstGeom prst="rect">
+                      <a:avLst/>
+                    </a:prstGeom>
+                  </pic:spPr>
+                </pic:pic>
+              </a:graphicData>
+            </a:graphic>
+          </wp:inline>
+        </w:drawing>
+      </w:r>
+      <w:r>
+        <w:rPr>
+          <w:i w:val="0"/>
+          <w:iCs w:val="0"/>
+        </w:rPr>
+        <w:t xml:space="preserve"> </w:t>
+      </w:r>
+      <w:r>
+        <w:rPr>
+          <w:i w:val="0"/>
+          <w:iCs w:val="0"/>
+          <w:sz w:val="28"/>
+          <w:szCs w:val="28"/>
+        </w:rPr>
+        <w:t xml:space="preserve">Рисунок </w:t>
+      </w:r>
+      <w:r>
+        <w:rPr>
+          <w:i w:val="0"/>
+          <w:iCs w:val="0"/>
+          <w:sz w:val="28"/>
+          <w:szCs w:val="28"/>
+        </w:rPr>
+        <w:t>1</w:t>
+      </w:r>
+      <w:r>
+        <w:rPr>
+          <w:i w:val="0"/>
+          <w:iCs w:val="0"/>
+          <w:sz w:val="28"/>
+          <w:szCs w:val="28"/>
+        </w:rPr>
+        <w:t>1</w:t>
+      </w:r>
+      <w:r>
+        <w:rPr>
+          <w:i w:val="0"/>
+          <w:iCs w:val="0"/>
+          <w:sz w:val="28"/>
+          <w:szCs w:val="28"/>
+        </w:rPr>
+        <w:t xml:space="preserve"> —</w:t>
+      </w:r>
+      <w:r>
+        <w:rPr>
+          <w:i w:val="0"/>
+          <w:iCs w:val="0"/>
+          <w:sz w:val="28"/>
+          <w:szCs w:val="28"/>
+        </w:rPr>
+        <w:t xml:space="preserve"> </w:t>
+      </w:r>
+      <w:r>
+        <w:rPr>
+          <w:i w:val="0"/>
+          <w:iCs w:val="0"/>
+          <w:sz w:val="28"/>
+          <w:szCs w:val="28"/>
+        </w:rPr>
+        <w:t>Тесты граничных случаев</w:t>
+      </w:r>
+    </w:p>
+    <w:p/>
+    <w:p>
+      <w:pPr>
+        <w:pStyle w:val="af1"/>
+        <w:ind w:firstLine="0"/>
+        <w:jc w:val="center"/>
+        <w:rPr>
+          <w:i w:val="0"/>
+          <w:iCs w:val="0"/>
+          <w:sz w:val="28"/>
+          <w:szCs w:val="28"/>
+        </w:rPr>
+      </w:pPr>
+      <w:r>
+        <w:rPr>
+          <w:noProof/>
+          <w14:ligatures w14:val="standardContextual"/>
+        </w:rPr>
+        <w:drawing>
+          <wp:inline distT="0" distB="0" distL="0" distR="0" wp14:anchorId="644384B9" wp14:editId="1EB4E0BE">
+            <wp:extent cx="5940425" cy="1922780"/>
+            <wp:effectExtent l="0" t="0" r="3175" b="1270"/>
+            <wp:docPr id="479283800" name="Рисунок 1"/>
+            <wp:cNvGraphicFramePr>
+              <a:graphicFrameLocks xmlns:a="http://schemas.openxmlformats.org/drawingml/2006/main" noChangeAspect="1"/>
+            </wp:cNvGraphicFramePr>
+            <a:graphic xmlns:a="http://schemas.openxmlformats.org/drawingml/2006/main">
+              <a:graphicData uri="http://schemas.openxmlformats.org/drawingml/2006/picture">
+                <pic:pic xmlns:pic="http://schemas.openxmlformats.org/drawingml/2006/picture">
+                  <pic:nvPicPr>
+                    <pic:cNvPr id="479283800" name=""/>
+                    <pic:cNvPicPr/>
+                  </pic:nvPicPr>
+                  <pic:blipFill>
+                    <a:blip r:embed="rId18"/>
+                    <a:stretch>
+                      <a:fillRect/>
+                    </a:stretch>
+                  </pic:blipFill>
+                  <pic:spPr>
+                    <a:xfrm>
+                      <a:off x="0" y="0"/>
+                      <a:ext cx="5940425" cy="1922780"/>
+                    </a:xfrm>
+                    <a:prstGeom prst="rect">
+                      <a:avLst/>
+                    </a:prstGeom>
+                  </pic:spPr>
+                </pic:pic>
+              </a:graphicData>
+            </a:graphic>
+          </wp:inline>
+        </w:drawing>
+      </w:r>
+      <w:r>
+        <w:rPr>
+          <w:i w:val="0"/>
+          <w:iCs w:val="0"/>
+        </w:rPr>
+        <w:t xml:space="preserve"> </w:t>
+      </w:r>
+      <w:r>
+        <w:rPr>
+          <w:i w:val="0"/>
+          <w:iCs w:val="0"/>
+          <w:sz w:val="28"/>
+          <w:szCs w:val="28"/>
+        </w:rPr>
+        <w:t xml:space="preserve">Рисунок </w:t>
+      </w:r>
+      <w:r>
+        <w:rPr>
+          <w:i w:val="0"/>
+          <w:iCs w:val="0"/>
+          <w:sz w:val="28"/>
+          <w:szCs w:val="28"/>
+        </w:rPr>
+        <w:t>1</w:t>
+      </w:r>
+      <w:r>
+        <w:rPr>
+          <w:i w:val="0"/>
+          <w:iCs w:val="0"/>
+          <w:sz w:val="28"/>
+          <w:szCs w:val="28"/>
+        </w:rPr>
+        <w:t>2</w:t>
+      </w:r>
+      <w:r>
+        <w:rPr>
+          <w:i w:val="0"/>
+          <w:iCs w:val="0"/>
+          <w:sz w:val="28"/>
+          <w:szCs w:val="28"/>
+        </w:rPr>
+        <w:t xml:space="preserve"> —</w:t>
+      </w:r>
+      <w:r>
+        <w:rPr>
+          <w:i w:val="0"/>
+          <w:iCs w:val="0"/>
+          <w:sz w:val="28"/>
+          <w:szCs w:val="28"/>
+        </w:rPr>
+        <w:t xml:space="preserve"> </w:t>
+      </w:r>
+      <w:r>
+        <w:rPr>
+          <w:i w:val="0"/>
+          <w:iCs w:val="0"/>
+          <w:sz w:val="28"/>
+          <w:szCs w:val="28"/>
+        </w:rPr>
+        <w:t>Финальный</w:t>
+      </w:r>
+      <w:r>
+        <w:rPr>
+          <w:i w:val="0"/>
+          <w:iCs w:val="0"/>
+          <w:sz w:val="28"/>
+          <w:szCs w:val="28"/>
+        </w:rPr>
+        <w:t xml:space="preserve"> запуск мутационного тестирования</w:t>
+      </w:r>
+    </w:p>
+    <w:p/>
+    <w:p>
+      <w:pPr>
+        <w:ind w:firstLine="0"/>
+        <w:jc w:val="center"/>
+        <w:rPr>
+          <w:b/>
+          <w:bCs/>
+        </w:rPr>
+      </w:pPr>
+      <w:r>
+        <w:rPr>
+          <w:b/>
+          <w:bCs/>
+        </w:rPr>
+        <w:lastRenderedPageBreak/>
+        <w:t>Вывод</w:t>
+      </w:r>
+    </w:p>
+    <w:p>
+      <w:r>
+        <w:t xml:space="preserve">В ходе практической работы были реализованы пять функций текстового анализатора, одна из которых содержала намеренную ошибку, а также написаны модульные тесты для функций, реализованных участником группы. Модульное тестирование позволило обнаружить и исправить ошибку в методе </w:t>
+      </w:r>
+      <w:proofErr w:type="spellStart"/>
+      <w:r>
+        <w:t>countWords</w:t>
+      </w:r>
+      <w:proofErr w:type="spellEnd"/>
+      <w:r>
+        <w:t xml:space="preserve">. Мутационное тестирование с помощью PIT показало, что успешное прохождение модульных тестов ещё не гарантирует их качество: на первом запуске один мутант выжил, а часть кода не выполнялась тестами. Анализ выжившего мутанта выявил неопределённое поведение метода </w:t>
+      </w:r>
+      <w:proofErr w:type="spellStart"/>
+      <w:r>
+        <w:t>mostFrequentWord</w:t>
+      </w:r>
+      <w:proofErr w:type="spellEnd"/>
+      <w:r>
+        <w:t xml:space="preserve"> при равной частоте слов, которое было устранено заменой </w:t>
+      </w:r>
+      <w:proofErr w:type="spellStart"/>
+      <w:r>
+        <w:t>HashMap</w:t>
+      </w:r>
+      <w:proofErr w:type="spellEnd"/>
+      <w:r>
+        <w:t xml:space="preserve"> на </w:t>
+      </w:r>
+      <w:proofErr w:type="spellStart"/>
+      <w:r>
+        <w:t>LinkedHashMap</w:t>
+      </w:r>
+      <w:proofErr w:type="spellEnd"/>
+      <w:r>
+        <w:t xml:space="preserve">. Добавление тестов на граничные случаи увеличило покрытие кода и выявило отсутствие проверки на </w:t>
+      </w:r>
+      <w:proofErr w:type="spellStart"/>
+      <w:r>
+        <w:t>null</w:t>
+      </w:r>
+      <w:proofErr w:type="spellEnd"/>
+      <w:r>
+        <w:t xml:space="preserve"> в методе </w:t>
+      </w:r>
+      <w:proofErr w:type="spellStart"/>
+      <w:r>
+        <w:t>countVowelsAndConsonants</w:t>
+      </w:r>
+      <w:proofErr w:type="spellEnd"/>
+      <w:r>
+        <w:t xml:space="preserve">. В итоге для тестируемого класса </w:t>
+      </w:r>
+      <w:proofErr w:type="spellStart"/>
+      <w:r>
+        <w:t>KulaevTextAnalyzer</w:t>
+      </w:r>
+      <w:proofErr w:type="spellEnd"/>
+      <w:r>
+        <w:t xml:space="preserve"> </w:t>
+      </w:r>
+      <w:proofErr w:type="spellStart"/>
+      <w:r>
+        <w:t>mutation</w:t>
+      </w:r>
+      <w:proofErr w:type="spellEnd"/>
+      <w:r>
+        <w:t xml:space="preserve"> </w:t>
+      </w:r>
+      <w:proofErr w:type="spellStart"/>
+      <w:r>
+        <w:t>coverage</w:t>
+      </w:r>
+      <w:proofErr w:type="spellEnd"/>
+      <w:r>
+        <w:t xml:space="preserve"> и </w:t>
+      </w:r>
+      <w:proofErr w:type="spellStart"/>
+      <w:r>
+        <w:t>test</w:t>
+      </w:r>
+      <w:proofErr w:type="spellEnd"/>
+      <w:r>
+        <w:t xml:space="preserve"> </w:t>
+      </w:r>
+      <w:proofErr w:type="spellStart"/>
+      <w:r>
+        <w:t>strength</w:t>
+      </w:r>
+      <w:proofErr w:type="spellEnd"/>
+      <w:r>
+        <w:t xml:space="preserve"> составили 100%, покрытие строк — 98%. Таким образом, мутационное тестирование является эффективным способом оценки качества тестов и помогает находить как недостатки тестового набора, так и ошибки в самом коде.</w:t>
       </w:r>
     </w:p>
     <w:sectPr>

--- a/Отчет Надмитов.docx
+++ b/Отчет Надмитов.docx
@@ -407,7 +407,7 @@
               <w:jc w:val="right"/>
             </w:pPr>
             <w:r>
-              <w:t>Надмитов А. Ю</w:t>
+              <w:t>Юрченко А. В., Павловская В. А., Надмитов А. Ю., Кулаев Д. А.</w:t>
             </w:r>
           </w:p>
         </w:tc>
@@ -550,13 +550,13 @@
         </w:rPr>
         <w:fldChar w:fldCharType="separate"/>
       </w:r>
-      <w:hyperlink w:anchor="_Toc242225854" w:history="1">
+      <w:hyperlink w:anchor="_Toc242692096" w:history="1">
         <w:r>
           <w:rPr>
             <w:rStyle w:val="af0"/>
             <w:noProof/>
           </w:rPr>
-          <w:t>Выполнение работы</w:t>
+          <w:t>Цель и задачи практической работы</w:t>
         </w:r>
         <w:r>
           <w:rPr>
@@ -577,7 +577,7 @@
             <w:noProof/>
             <w:webHidden/>
           </w:rPr>
-          <w:instrText xml:space="preserve"> PAGEREF _Toc242225854 \h </w:instrText>
+          <w:instrText xml:space="preserve"> PAGEREF _Toc242692096 \h </w:instrText>
         </w:r>
         <w:r>
           <w:rPr>
@@ -610,7 +610,7 @@
     </w:p>
     <w:p>
       <w:pPr>
-        <w:pStyle w:val="25"/>
+        <w:pStyle w:val="13"/>
         <w:tabs>
           <w:tab w:val="right" w:leader="dot" w:pos="9345"/>
         </w:tabs>
@@ -623,13 +623,13 @@
           <w14:ligatures w14:val="standardContextual"/>
         </w:rPr>
       </w:pPr>
-      <w:hyperlink w:anchor="_Toc242225855" w:history="1">
+      <w:hyperlink w:anchor="_Toc242692097" w:history="1">
         <w:r>
           <w:rPr>
             <w:rStyle w:val="af0"/>
             <w:noProof/>
           </w:rPr>
-          <w:t>Модульное тестирование</w:t>
+          <w:t>Выполнение работы</w:t>
         </w:r>
         <w:r>
           <w:rPr>
@@ -650,7 +650,7 @@
             <w:noProof/>
             <w:webHidden/>
           </w:rPr>
-          <w:instrText xml:space="preserve"> PAGEREF _Toc242225855 \h </w:instrText>
+          <w:instrText xml:space="preserve"> PAGEREF _Toc242692097 \h </w:instrText>
         </w:r>
         <w:r>
           <w:rPr>
@@ -696,7 +696,80 @@
           <w14:ligatures w14:val="standardContextual"/>
         </w:rPr>
       </w:pPr>
-      <w:hyperlink w:anchor="_Toc242225856" w:history="1">
+      <w:hyperlink w:anchor="_Toc242692098" w:history="1">
+        <w:r>
+          <w:rPr>
+            <w:rStyle w:val="af0"/>
+            <w:noProof/>
+          </w:rPr>
+          <w:t>Модульное тестирование</w:t>
+        </w:r>
+        <w:r>
+          <w:rPr>
+            <w:noProof/>
+            <w:webHidden/>
+          </w:rPr>
+          <w:tab/>
+        </w:r>
+        <w:r>
+          <w:rPr>
+            <w:noProof/>
+            <w:webHidden/>
+          </w:rPr>
+          <w:fldChar w:fldCharType="begin"/>
+        </w:r>
+        <w:r>
+          <w:rPr>
+            <w:noProof/>
+            <w:webHidden/>
+          </w:rPr>
+          <w:instrText xml:space="preserve"> PAGEREF _Toc242692098 \h </w:instrText>
+        </w:r>
+        <w:r>
+          <w:rPr>
+            <w:noProof/>
+            <w:webHidden/>
+          </w:rPr>
+        </w:r>
+        <w:r>
+          <w:rPr>
+            <w:noProof/>
+            <w:webHidden/>
+          </w:rPr>
+          <w:fldChar w:fldCharType="separate"/>
+        </w:r>
+        <w:r>
+          <w:rPr>
+            <w:noProof/>
+            <w:webHidden/>
+          </w:rPr>
+          <w:t>5</w:t>
+        </w:r>
+        <w:r>
+          <w:rPr>
+            <w:noProof/>
+            <w:webHidden/>
+          </w:rPr>
+          <w:fldChar w:fldCharType="end"/>
+        </w:r>
+      </w:hyperlink>
+    </w:p>
+    <w:p>
+      <w:pPr>
+        <w:pStyle w:val="25"/>
+        <w:tabs>
+          <w:tab w:val="right" w:leader="dot" w:pos="9345"/>
+        </w:tabs>
+        <w:rPr>
+          <w:rFonts w:asciiTheme="minorHAnsi" w:eastAsiaTheme="minorEastAsia" w:hAnsiTheme="minorHAnsi" w:cstheme="minorBidi"/>
+          <w:noProof/>
+          <w:sz w:val="24"/>
+          <w:szCs w:val="24"/>
+          <w:lang w:eastAsia="ru-RU"/>
+          <w14:ligatures w14:val="standardContextual"/>
+        </w:rPr>
+      </w:pPr>
+      <w:hyperlink w:anchor="_Toc242692099" w:history="1">
         <w:r>
           <w:rPr>
             <w:rStyle w:val="af0"/>
@@ -723,7 +796,7 @@
             <w:noProof/>
             <w:webHidden/>
           </w:rPr>
-          <w:instrText xml:space="preserve"> PAGEREF _Toc242225856 \h </w:instrText>
+          <w:instrText xml:space="preserve"> PAGEREF _Toc242692099 \h </w:instrText>
         </w:r>
         <w:r>
           <w:rPr>
@@ -743,7 +816,7 @@
             <w:noProof/>
             <w:webHidden/>
           </w:rPr>
-          <w:t>8</w:t>
+          <w:t>11</w:t>
         </w:r>
         <w:r>
           <w:rPr>
@@ -756,43 +829,363 @@
     </w:p>
     <w:p>
       <w:pPr>
-        <w:rPr>
+        <w:pStyle w:val="13"/>
+        <w:tabs>
+          <w:tab w:val="right" w:leader="dot" w:pos="9345"/>
+        </w:tabs>
+        <w:rPr>
+          <w:rFonts w:asciiTheme="minorHAnsi" w:eastAsiaTheme="minorEastAsia" w:hAnsiTheme="minorHAnsi" w:cstheme="minorBidi"/>
+          <w:noProof/>
+          <w:sz w:val="24"/>
+          <w:szCs w:val="24"/>
+          <w:lang w:eastAsia="ru-RU"/>
+          <w14:ligatures w14:val="standardContextual"/>
+        </w:rPr>
+      </w:pPr>
+      <w:hyperlink w:anchor="_Toc242692100" w:history="1">
+        <w:r>
+          <w:rPr>
+            <w:rStyle w:val="af0"/>
+            <w:noProof/>
+          </w:rPr>
+          <w:t>Вывод</w:t>
+        </w:r>
+        <w:r>
+          <w:rPr>
+            <w:noProof/>
+            <w:webHidden/>
+          </w:rPr>
+          <w:tab/>
+        </w:r>
+        <w:r>
+          <w:rPr>
+            <w:noProof/>
+            <w:webHidden/>
+          </w:rPr>
+          <w:fldChar w:fldCharType="begin"/>
+        </w:r>
+        <w:r>
+          <w:rPr>
+            <w:noProof/>
+            <w:webHidden/>
+          </w:rPr>
+          <w:instrText xml:space="preserve"> PAGEREF _Toc242692100 \h </w:instrText>
+        </w:r>
+        <w:r>
+          <w:rPr>
+            <w:noProof/>
+            <w:webHidden/>
+          </w:rPr>
+        </w:r>
+        <w:r>
+          <w:rPr>
+            <w:noProof/>
+            <w:webHidden/>
+          </w:rPr>
+          <w:fldChar w:fldCharType="separate"/>
+        </w:r>
+        <w:r>
+          <w:rPr>
+            <w:noProof/>
+            <w:webHidden/>
+          </w:rPr>
+          <w:t>15</w:t>
+        </w:r>
+        <w:r>
+          <w:rPr>
+            <w:noProof/>
+            <w:webHidden/>
+          </w:rPr>
+          <w:fldChar w:fldCharType="end"/>
+        </w:r>
+      </w:hyperlink>
+    </w:p>
+    <w:p>
+      <w:pPr>
+        <w:ind w:firstLine="0"/>
+        <w:jc w:val="center"/>
+        <w:rPr>
+          <w:kern w:val="0"/>
+          <w:lang w:eastAsia="ru-RU"/>
+        </w:rPr>
+      </w:pPr>
+      <w:r>
+        <w:rPr>
+          <w:kern w:val="0"/>
           <w:lang w:val="en-US" w:eastAsia="ru-RU"/>
         </w:rPr>
-      </w:pPr>
-      <w:r>
-        <w:rPr>
-          <w:lang w:val="en-US" w:eastAsia="ru-RU"/>
-        </w:rPr>
         <w:fldChar w:fldCharType="end"/>
       </w:r>
     </w:p>
     <w:p>
       <w:pPr>
-        <w:spacing w:line="278" w:lineRule="auto"/>
         <w:ind w:firstLine="0"/>
-        <w:jc w:val="left"/>
-        <w:rPr>
-          <w:lang w:val="en-US" w:eastAsia="ru-RU"/>
-        </w:rPr>
-      </w:pPr>
-      <w:r>
-        <w:rPr>
-          <w:lang w:val="en-US" w:eastAsia="ru-RU"/>
-        </w:rPr>
-        <w:br w:type="page"/>
-      </w:r>
+        <w:jc w:val="center"/>
+        <w:rPr>
+          <w:kern w:val="0"/>
+          <w:lang w:eastAsia="ru-RU"/>
+        </w:rPr>
+      </w:pPr>
+    </w:p>
+    <w:p>
+      <w:pPr>
+        <w:ind w:firstLine="0"/>
+        <w:jc w:val="center"/>
+        <w:rPr>
+          <w:kern w:val="0"/>
+          <w:lang w:eastAsia="ru-RU"/>
+        </w:rPr>
+      </w:pPr>
+    </w:p>
+    <w:p>
+      <w:pPr>
+        <w:ind w:firstLine="0"/>
+        <w:jc w:val="center"/>
+        <w:rPr>
+          <w:kern w:val="0"/>
+          <w:lang w:eastAsia="ru-RU"/>
+        </w:rPr>
+      </w:pPr>
+    </w:p>
+    <w:p>
+      <w:pPr>
+        <w:ind w:firstLine="0"/>
+        <w:jc w:val="center"/>
+        <w:rPr>
+          <w:kern w:val="0"/>
+          <w:lang w:eastAsia="ru-RU"/>
+        </w:rPr>
+      </w:pPr>
+    </w:p>
+    <w:p>
+      <w:pPr>
+        <w:ind w:firstLine="0"/>
+        <w:jc w:val="center"/>
+        <w:rPr>
+          <w:kern w:val="0"/>
+          <w:lang w:eastAsia="ru-RU"/>
+        </w:rPr>
+      </w:pPr>
+    </w:p>
+    <w:p>
+      <w:pPr>
+        <w:ind w:firstLine="0"/>
+        <w:jc w:val="center"/>
+        <w:rPr>
+          <w:kern w:val="0"/>
+          <w:lang w:eastAsia="ru-RU"/>
+        </w:rPr>
+      </w:pPr>
+    </w:p>
+    <w:p>
+      <w:pPr>
+        <w:ind w:firstLine="0"/>
+        <w:jc w:val="center"/>
+        <w:rPr>
+          <w:kern w:val="0"/>
+          <w:lang w:eastAsia="ru-RU"/>
+        </w:rPr>
+      </w:pPr>
+    </w:p>
+    <w:p>
+      <w:pPr>
+        <w:ind w:firstLine="0"/>
+        <w:jc w:val="center"/>
+        <w:rPr>
+          <w:kern w:val="0"/>
+          <w:lang w:eastAsia="ru-RU"/>
+        </w:rPr>
+      </w:pPr>
+    </w:p>
+    <w:p>
+      <w:pPr>
+        <w:ind w:firstLine="0"/>
+        <w:jc w:val="center"/>
+        <w:rPr>
+          <w:kern w:val="0"/>
+          <w:lang w:eastAsia="ru-RU"/>
+        </w:rPr>
+      </w:pPr>
+    </w:p>
+    <w:p>
+      <w:pPr>
+        <w:ind w:firstLine="0"/>
+        <w:jc w:val="center"/>
+        <w:rPr>
+          <w:kern w:val="0"/>
+          <w:lang w:eastAsia="ru-RU"/>
+        </w:rPr>
+      </w:pPr>
+    </w:p>
+    <w:p>
+      <w:pPr>
+        <w:ind w:firstLine="0"/>
+        <w:jc w:val="center"/>
+        <w:rPr>
+          <w:kern w:val="0"/>
+          <w:lang w:eastAsia="ru-RU"/>
+        </w:rPr>
+      </w:pPr>
+    </w:p>
+    <w:p>
+      <w:pPr>
+        <w:ind w:firstLine="0"/>
+        <w:jc w:val="center"/>
+        <w:rPr>
+          <w:kern w:val="0"/>
+          <w:lang w:eastAsia="ru-RU"/>
+        </w:rPr>
+      </w:pPr>
+    </w:p>
+    <w:p>
+      <w:pPr>
+        <w:ind w:firstLine="0"/>
+        <w:jc w:val="center"/>
+        <w:rPr>
+          <w:kern w:val="0"/>
+          <w:lang w:eastAsia="ru-RU"/>
+        </w:rPr>
+      </w:pPr>
+    </w:p>
+    <w:p>
+      <w:pPr>
+        <w:ind w:firstLine="0"/>
+        <w:jc w:val="center"/>
+        <w:rPr>
+          <w:kern w:val="0"/>
+          <w:lang w:eastAsia="ru-RU"/>
+        </w:rPr>
+      </w:pPr>
+    </w:p>
+    <w:p>
+      <w:pPr>
+        <w:ind w:firstLine="0"/>
+        <w:jc w:val="center"/>
+        <w:rPr>
+          <w:kern w:val="0"/>
+          <w:lang w:eastAsia="ru-RU"/>
+        </w:rPr>
+      </w:pPr>
+    </w:p>
+    <w:p>
+      <w:pPr>
+        <w:ind w:firstLine="0"/>
+        <w:jc w:val="center"/>
+        <w:rPr>
+          <w:kern w:val="0"/>
+          <w:lang w:eastAsia="ru-RU"/>
+        </w:rPr>
+      </w:pPr>
     </w:p>
     <w:p>
       <w:pPr>
         <w:pStyle w:val="11"/>
       </w:pPr>
-      <w:bookmarkStart w:id="1" w:name="_Toc242225854"/>
+      <w:bookmarkStart w:id="1" w:name="_Toc242692096"/>
+      <w:r>
+        <w:lastRenderedPageBreak/>
+        <w:t>Цель и задачи практической работы</w:t>
+      </w:r>
+      <w:bookmarkEnd w:id="1"/>
+    </w:p>
+    <w:p>
+      <w:r>
+        <w:t>Цель работы: познакомить студентов с процессом модульного и мутационного тестирования, включая разработку, проведение тестов, исправление ошибок, анализ тестового покрытия, а также оценку эффективности тестов путём применения методов мутационного тестирования.</w:t>
+      </w:r>
+    </w:p>
+    <w:p>
+      <w:r>
+        <w:t>Для достижения поставленной цели работы студентам необходимо выполнить ряд задач:</w:t>
+      </w:r>
+    </w:p>
+    <w:p>
+      <w:r>
+        <w:t>− изучить основы модульного тестирования и его основные принципы;</w:t>
+      </w:r>
+    </w:p>
+    <w:p>
+      <w:r>
+        <w:t>− освоить использование инструментов для модульного тестирования (</w:t>
+      </w:r>
+      <w:proofErr w:type="spellStart"/>
+      <w:r>
+        <w:t>pytest</w:t>
+      </w:r>
+      <w:proofErr w:type="spellEnd"/>
+      <w:r>
+        <w:t xml:space="preserve"> для Python, </w:t>
+      </w:r>
+      <w:proofErr w:type="spellStart"/>
+      <w:r>
+        <w:t>JUnit</w:t>
+      </w:r>
+      <w:proofErr w:type="spellEnd"/>
+      <w:r>
+        <w:t xml:space="preserve"> для Java и др.);</w:t>
+      </w:r>
+    </w:p>
+    <w:p>
+      <w:r>
+        <w:t xml:space="preserve">− разработать модульные тесты для программного продукта и </w:t>
+      </w:r>
+      <w:r>
+        <w:t>проанализировать</w:t>
+      </w:r>
+      <w:r>
+        <w:t xml:space="preserve"> их покрытие кода;</w:t>
+      </w:r>
+    </w:p>
+    <w:p>
+      <w:r>
+        <w:t>− изучить основы мутационного тестирования и освоить инструменты для его выполнения (</w:t>
+      </w:r>
+      <w:proofErr w:type="spellStart"/>
+      <w:r>
+        <w:t>MutPy</w:t>
+      </w:r>
+      <w:proofErr w:type="spellEnd"/>
+      <w:r>
+        <w:t xml:space="preserve">, PIT, </w:t>
+      </w:r>
+      <w:proofErr w:type="spellStart"/>
+      <w:r>
+        <w:t>Stryker</w:t>
+      </w:r>
+      <w:proofErr w:type="spellEnd"/>
+      <w:r>
+        <w:t>);</w:t>
+      </w:r>
+    </w:p>
+    <w:p>
+      <w:r>
+        <w:t>− применить мутационное тестирование к программному продукту, оценить эффективность тестов;</w:t>
+      </w:r>
+    </w:p>
+    <w:p>
+      <w:r>
+        <w:t>− улучшить существующий набор тестов, ориентируясь на результаты мутационного тестирования;</w:t>
+      </w:r>
+    </w:p>
+    <w:p>
+      <w:r>
+        <w:t>− оформить итоговый отчёт с результатами проделанной работы.</w:t>
+      </w:r>
+    </w:p>
+    <w:p/>
+    <w:p/>
+    <w:p/>
+    <w:p/>
+    <w:p/>
+    <w:p>
+      <w:pPr>
+        <w:pStyle w:val="11"/>
+      </w:pPr>
+      <w:bookmarkStart w:id="2" w:name="_Toc242692097"/>
       <w:r>
         <w:lastRenderedPageBreak/>
         <w:t>Выполнение работы</w:t>
       </w:r>
-      <w:bookmarkEnd w:id="1"/>
+      <w:bookmarkEnd w:id="2"/>
     </w:p>
     <w:p>
       <w:pPr>
@@ -949,8 +1342,8 @@
     </w:p>
     <w:p>
       <w:pPr>
-        <w:pStyle w:val="21"/>
-        <w:keepNext/>
+        <w:ind w:firstLine="0"/>
+        <w:jc w:val="center"/>
       </w:pPr>
       <w:r>
         <w:rPr>
@@ -1160,30 +1553,122 @@
       </w:r>
     </w:p>
     <w:p>
-      <w:pPr>
-        <w:ind w:firstLine="0"/>
-        <w:rPr>
-          <w:lang w:eastAsia="ru-RU"/>
-        </w:rPr>
-      </w:pPr>
-    </w:p>
-    <w:p>
-      <w:pPr>
-        <w:ind w:firstLine="0"/>
-        <w:rPr>
-          <w:lang w:eastAsia="ru-RU"/>
-        </w:rPr>
-      </w:pPr>
+      <w:r>
+        <w:t xml:space="preserve">Модуль реализован в классе </w:t>
+      </w:r>
+      <w:proofErr w:type="spellStart"/>
+      <w:r>
+        <w:t>NadmitovTextAnalyzer</w:t>
+      </w:r>
+      <w:proofErr w:type="spellEnd"/>
+      <w:r>
+        <w:t xml:space="preserve"> в виде статических методов: </w:t>
+      </w:r>
+      <w:proofErr w:type="spellStart"/>
+      <w:r>
+        <w:t>lenText</w:t>
+      </w:r>
+      <w:proofErr w:type="spellEnd"/>
+      <w:r>
+        <w:t xml:space="preserve"> возвращает длину текста, </w:t>
+      </w:r>
+      <w:proofErr w:type="spellStart"/>
+      <w:r>
+        <w:t>countUniqChars</w:t>
+      </w:r>
+      <w:proofErr w:type="spellEnd"/>
+      <w:r>
+        <w:t xml:space="preserve"> — количество различных символов, </w:t>
+      </w:r>
+      <w:proofErr w:type="spellStart"/>
+      <w:r>
+        <w:t>maxLengthWord</w:t>
+      </w:r>
+      <w:proofErr w:type="spellEnd"/>
+      <w:r>
+        <w:t xml:space="preserve"> и </w:t>
+      </w:r>
+      <w:proofErr w:type="spellStart"/>
+      <w:r>
+        <w:t>minLengthWord</w:t>
+      </w:r>
+      <w:proofErr w:type="spellEnd"/>
+      <w:r>
+        <w:t xml:space="preserve"> — самое длинное и самое короткое слово, </w:t>
+      </w:r>
+      <w:proofErr w:type="spellStart"/>
+      <w:r>
+        <w:t>getCharFrequencies</w:t>
+      </w:r>
+      <w:proofErr w:type="spellEnd"/>
+      <w:r>
+        <w:t xml:space="preserve"> — словарь, в котором каждому символу текста сопоставлено число его вхождений.</w:t>
+      </w:r>
+    </w:p>
+    <w:p>
+      <w:r>
+        <w:t xml:space="preserve">Преднамеренная ошибка внесена в метод </w:t>
+      </w:r>
+      <w:proofErr w:type="spellStart"/>
+      <w:r>
+        <w:t>getCharFrequencies</w:t>
+      </w:r>
+      <w:proofErr w:type="spellEnd"/>
+      <w:r>
+        <w:t xml:space="preserve">. При подсчёте символов используется вызов </w:t>
+      </w:r>
+      <w:proofErr w:type="spellStart"/>
+      <w:r>
+        <w:t>map.merge</w:t>
+      </w:r>
+      <w:proofErr w:type="spellEnd"/>
+      <w:r>
+        <w:t xml:space="preserve">(c, 0, </w:t>
+      </w:r>
+      <w:proofErr w:type="spellStart"/>
+      <w:proofErr w:type="gramStart"/>
+      <w:r>
+        <w:t>Integer</w:t>
+      </w:r>
+      <w:proofErr w:type="spellEnd"/>
+      <w:r>
+        <w:t>::</w:t>
+      </w:r>
+      <w:proofErr w:type="spellStart"/>
+      <w:proofErr w:type="gramEnd"/>
+      <w:r>
+        <w:t>sum</w:t>
+      </w:r>
+      <w:proofErr w:type="spellEnd"/>
+      <w:r>
+        <w:t>), то есть при каждом вхождении символа к счётчику прибавляется 0 вместо 1. В результате метод возвращает словарь, в котором все символы текста присутствуют, но количество вхождений каждого из них равно 0. Например, для строки «</w:t>
+      </w:r>
+      <w:proofErr w:type="spellStart"/>
+      <w:r>
+        <w:t>aab</w:t>
+      </w:r>
+      <w:proofErr w:type="spellEnd"/>
+      <w:r>
+        <w:t xml:space="preserve">» ожидается {a=2, b=1}, а метод возвращает {a=0, b=0}. Для исправления второй аргумент </w:t>
+      </w:r>
+      <w:proofErr w:type="spellStart"/>
+      <w:r>
+        <w:t>merge</w:t>
+      </w:r>
+      <w:proofErr w:type="spellEnd"/>
+      <w:r>
+        <w:t xml:space="preserve"> необходимо заменить на 1.</w:t>
+      </w:r>
     </w:p>
     <w:p>
       <w:pPr>
         <w:pStyle w:val="21"/>
       </w:pPr>
-      <w:bookmarkStart w:id="2" w:name="_Toc242225855"/>
+      <w:bookmarkStart w:id="3" w:name="_Toc242692098"/>
       <w:r>
         <w:t>Модульное тестирование</w:t>
       </w:r>
-      <w:bookmarkEnd w:id="2"/>
+      <w:bookmarkEnd w:id="3"/>
     </w:p>
     <w:p>
       <w:pPr>
@@ -1285,6 +1770,7 @@
         <w:rPr>
           <w:lang w:eastAsia="ru-RU"/>
         </w:rPr>
+        <w:lastRenderedPageBreak/>
         <w:t>Самое часто встречающееся слово</w:t>
       </w:r>
     </w:p>
@@ -1336,20 +1822,15 @@
       </w:r>
     </w:p>
     <w:p>
-      <w:pPr>
-        <w:pStyle w:val="21"/>
-        <w:keepNext/>
-      </w:pPr>
       <w:r>
         <w:rPr>
           <w:noProof/>
           <w:lang w:val="en-US"/>
         </w:rPr>
-        <w:lastRenderedPageBreak/>
         <w:drawing>
-          <wp:inline distT="0" distB="0" distL="0" distR="0" wp14:anchorId="57AA6E37" wp14:editId="40530E6B">
-            <wp:extent cx="4324954" cy="7125694"/>
-            <wp:effectExtent l="0" t="0" r="0" b="0"/>
+          <wp:inline distT="0" distB="0" distL="0" distR="0" wp14:anchorId="57AA6E37" wp14:editId="66DF81DA">
+            <wp:extent cx="4275369" cy="7043999"/>
+            <wp:effectExtent l="0" t="0" r="0" b="5080"/>
             <wp:docPr id="1228363035" name="Рисунок 1"/>
             <wp:cNvGraphicFramePr>
               <a:graphicFrameLocks xmlns:a="http://schemas.openxmlformats.org/drawingml/2006/main" noChangeAspect="1"/>
@@ -1370,7 +1851,7 @@
                   <pic:spPr>
                     <a:xfrm>
                       <a:off x="0" y="0"/>
-                      <a:ext cx="4324954" cy="7125694"/>
+                      <a:ext cx="4278719" cy="7049519"/>
                     </a:xfrm>
                     <a:prstGeom prst="rect">
                       <a:avLst/>
@@ -1451,13 +1932,11 @@
     </w:p>
     <w:p>
       <w:pPr>
-        <w:pStyle w:val="af1"/>
         <w:ind w:firstLine="0"/>
         <w:jc w:val="center"/>
         <w:rPr>
-          <w:i w:val="0"/>
-          <w:iCs w:val="0"/>
-          <w:sz w:val="28"/>
+          <w:i/>
+          <w:iCs/>
           <w:szCs w:val="28"/>
         </w:rPr>
       </w:pPr>
@@ -1505,61 +1984,36 @@
       </w:r>
       <w:r>
         <w:rPr>
-          <w:i w:val="0"/>
-          <w:iCs w:val="0"/>
-        </w:rPr>
-        <w:t xml:space="preserve"> </w:t>
-      </w:r>
-      <w:r>
-        <w:rPr>
-          <w:i w:val="0"/>
-          <w:iCs w:val="0"/>
-          <w:sz w:val="28"/>
           <w:szCs w:val="28"/>
         </w:rPr>
         <w:t xml:space="preserve">Рисунок </w:t>
       </w:r>
       <w:r>
         <w:rPr>
-          <w:i w:val="0"/>
-          <w:iCs w:val="0"/>
-          <w:sz w:val="28"/>
           <w:szCs w:val="28"/>
         </w:rPr>
         <w:t>4</w:t>
       </w:r>
       <w:r>
         <w:rPr>
-          <w:i w:val="0"/>
-          <w:iCs w:val="0"/>
-          <w:sz w:val="28"/>
           <w:szCs w:val="28"/>
         </w:rPr>
         <w:t xml:space="preserve"> — </w:t>
       </w:r>
       <w:r>
         <w:rPr>
-          <w:i w:val="0"/>
-          <w:iCs w:val="0"/>
-          <w:sz w:val="28"/>
           <w:szCs w:val="28"/>
         </w:rPr>
         <w:t>Ф</w:t>
       </w:r>
       <w:r>
         <w:rPr>
-          <w:i w:val="0"/>
-          <w:iCs w:val="0"/>
-          <w:sz w:val="28"/>
           <w:szCs w:val="28"/>
         </w:rPr>
         <w:t>ункции</w:t>
       </w:r>
       <w:r>
         <w:rPr>
-          <w:i w:val="0"/>
-          <w:iCs w:val="0"/>
-          <w:sz w:val="28"/>
           <w:szCs w:val="28"/>
         </w:rPr>
         <w:t>, реализованные участником моей группы</w:t>
@@ -1579,7 +2033,15 @@
         </w:tabs>
       </w:pPr>
       <w:r>
-        <w:t>Все тесты кроме «» выполнялись</w:t>
+        <w:t xml:space="preserve">Все тесты кроме </w:t>
+      </w:r>
+      <w:proofErr w:type="spellStart"/>
+      <w:r>
+        <w:t>countWords_returnsNumberOfWords</w:t>
+      </w:r>
+      <w:proofErr w:type="spellEnd"/>
+      <w:r>
+        <w:t xml:space="preserve"> выполнялись</w:t>
       </w:r>
       <w:r>
         <w:t xml:space="preserve"> (рисунок 5).</w:t>
@@ -1595,6 +2057,165 @@
       </w:r>
       <w:r>
         <w:t>).</w:t>
+      </w:r>
+    </w:p>
+    <w:p>
+      <w:pPr>
+        <w:tabs>
+          <w:tab w:val="left" w:pos="567"/>
+        </w:tabs>
+      </w:pPr>
+      <w:r>
+        <w:t>По результатам тестирования разработчику было передано следующее описание ошибки.</w:t>
+      </w:r>
+    </w:p>
+    <w:p>
+      <w:pPr>
+        <w:tabs>
+          <w:tab w:val="left" w:pos="567"/>
+        </w:tabs>
+      </w:pPr>
+      <w:r>
+        <w:t xml:space="preserve">Краткое описание ошибки: «Метод </w:t>
+      </w:r>
+      <w:proofErr w:type="spellStart"/>
+      <w:r>
+        <w:t>countWords</w:t>
+      </w:r>
+      <w:proofErr w:type="spellEnd"/>
+      <w:r>
+        <w:t xml:space="preserve"> возвращает количество слов, на единицу меньшее фактического».</w:t>
+      </w:r>
+    </w:p>
+    <w:p>
+      <w:pPr>
+        <w:tabs>
+          <w:tab w:val="left" w:pos="567"/>
+        </w:tabs>
+      </w:pPr>
+      <w:r>
+        <w:lastRenderedPageBreak/>
+        <w:t>Статус ошибки: открыта («Open»).</w:t>
+      </w:r>
+    </w:p>
+    <w:p>
+      <w:pPr>
+        <w:tabs>
+          <w:tab w:val="left" w:pos="567"/>
+        </w:tabs>
+      </w:pPr>
+      <w:r>
+        <w:t>Категория ошибки: серьёзная («Major»).</w:t>
+      </w:r>
+    </w:p>
+    <w:p>
+      <w:pPr>
+        <w:tabs>
+          <w:tab w:val="left" w:pos="567"/>
+        </w:tabs>
+      </w:pPr>
+      <w:r>
+        <w:t>Тестовый случай: «Подсчёт количества слов в тексте» (</w:t>
+      </w:r>
+      <w:proofErr w:type="spellStart"/>
+      <w:r>
+        <w:t>countWords_returnsNumberOfWords</w:t>
+      </w:r>
+      <w:proofErr w:type="spellEnd"/>
+      <w:r>
+        <w:t>).</w:t>
+      </w:r>
+    </w:p>
+    <w:p>
+      <w:pPr>
+        <w:tabs>
+          <w:tab w:val="left" w:pos="567"/>
+        </w:tabs>
+      </w:pPr>
+      <w:r>
+        <w:t>Описание ошибки:</w:t>
+      </w:r>
+    </w:p>
+    <w:p>
+      <w:pPr>
+        <w:tabs>
+          <w:tab w:val="left" w:pos="567"/>
+        </w:tabs>
+      </w:pPr>
+      <w:r>
+        <w:t xml:space="preserve">1. Вызвать метод </w:t>
+      </w:r>
+      <w:proofErr w:type="spellStart"/>
+      <w:r>
+        <w:t>KulaevTextAnalyzer.countWords</w:t>
+      </w:r>
+      <w:proofErr w:type="spellEnd"/>
+      <w:r>
+        <w:t>.</w:t>
+      </w:r>
+    </w:p>
+    <w:p>
+      <w:pPr>
+        <w:tabs>
+          <w:tab w:val="left" w:pos="567"/>
+        </w:tabs>
+      </w:pPr>
+      <w:r>
+        <w:t>2. Передать на вход строку «Привет мир как дела».</w:t>
+      </w:r>
+    </w:p>
+    <w:p>
+      <w:pPr>
+        <w:tabs>
+          <w:tab w:val="left" w:pos="567"/>
+        </w:tabs>
+      </w:pPr>
+      <w:r>
+        <w:t>3. Полученный результат: 3.</w:t>
+      </w:r>
+    </w:p>
+    <w:p>
+      <w:pPr>
+        <w:tabs>
+          <w:tab w:val="left" w:pos="567"/>
+        </w:tabs>
+      </w:pPr>
+      <w:r>
+        <w:t>Ожидаемый результат: 4.</w:t>
+      </w:r>
+    </w:p>
+    <w:p>
+      <w:pPr>
+        <w:tabs>
+          <w:tab w:val="left" w:pos="567"/>
+        </w:tabs>
+      </w:pPr>
+      <w:r>
+        <w:t xml:space="preserve">Причина: метод возвращает </w:t>
+      </w:r>
+      <w:proofErr w:type="spellStart"/>
+      <w:r>
+        <w:t>words.length</w:t>
+      </w:r>
+      <w:proofErr w:type="spellEnd"/>
+      <w:r>
+        <w:t xml:space="preserve"> - 1 вместо </w:t>
+      </w:r>
+      <w:proofErr w:type="spellStart"/>
+      <w:r>
+        <w:t>words.length</w:t>
+      </w:r>
+      <w:proofErr w:type="spellEnd"/>
+      <w:r>
+        <w:t>. После исправления ошибке присвоен статус «</w:t>
+      </w:r>
+      <w:proofErr w:type="spellStart"/>
+      <w:r>
+        <w:t>Fixed</w:t>
+      </w:r>
+      <w:proofErr w:type="spellEnd"/>
+      <w:r>
+        <w:t>», повторное тестирование прошло успешно.</w:t>
       </w:r>
     </w:p>
     <w:p>
@@ -1859,6 +2480,20 @@
       <w:r>
         <w:t>, результат представлен на рисунке 7.</w:t>
       </w:r>
+      <w:r>
+        <w:t xml:space="preserve"> </w:t>
+      </w:r>
+      <w:r>
+        <w:t>Покрытие строк исходным набором тестов по данным PIT составило 65% (39 из 60 строк): тесты проверяли только типичные входные данные, а ветки обработки граничных случаев (</w:t>
+      </w:r>
+      <w:proofErr w:type="spellStart"/>
+      <w:r>
+        <w:t>null</w:t>
+      </w:r>
+      <w:proofErr w:type="spellEnd"/>
+      <w:r>
+        <w:t>, пустая строка) не выполнялись.</w:t>
+      </w:r>
     </w:p>
     <w:p>
       <w:pPr>
@@ -1982,13 +2617,56 @@
     </w:p>
     <w:p>
       <w:pPr>
+        <w:tabs>
+          <w:tab w:val="left" w:pos="567"/>
+        </w:tabs>
+      </w:pPr>
+    </w:p>
+    <w:p>
+      <w:pPr>
+        <w:tabs>
+          <w:tab w:val="left" w:pos="567"/>
+        </w:tabs>
+      </w:pPr>
+    </w:p>
+    <w:p>
+      <w:pPr>
+        <w:tabs>
+          <w:tab w:val="left" w:pos="567"/>
+        </w:tabs>
+      </w:pPr>
+    </w:p>
+    <w:p>
+      <w:pPr>
+        <w:tabs>
+          <w:tab w:val="left" w:pos="567"/>
+        </w:tabs>
+      </w:pPr>
+    </w:p>
+    <w:p>
+      <w:pPr>
+        <w:tabs>
+          <w:tab w:val="left" w:pos="567"/>
+        </w:tabs>
+      </w:pPr>
+    </w:p>
+    <w:p>
+      <w:pPr>
+        <w:tabs>
+          <w:tab w:val="left" w:pos="567"/>
+        </w:tabs>
+      </w:pPr>
+    </w:p>
+    <w:p>
+      <w:pPr>
         <w:pStyle w:val="21"/>
       </w:pPr>
-      <w:bookmarkStart w:id="3" w:name="_Toc242225856"/>
-      <w:r>
+      <w:bookmarkStart w:id="4" w:name="_Toc242692099"/>
+      <w:r>
+        <w:lastRenderedPageBreak/>
         <w:t>Мутационное тестирование</w:t>
       </w:r>
-      <w:bookmarkEnd w:id="3"/>
+      <w:bookmarkEnd w:id="4"/>
     </w:p>
     <w:p>
       <w:pPr>
@@ -2023,6 +2701,7 @@
       </w:pPr>
       <w:r>
         <w:rPr>
+          <w:noProof/>
           <w:lang w:eastAsia="ru-RU"/>
         </w:rPr>
         <w:drawing>
@@ -2140,146 +2819,146 @@
         <w:rPr>
           <w:lang w:eastAsia="ru-RU"/>
         </w:rPr>
+        <w:t xml:space="preserve">Первый запуск мутационного тестирования показал, что из 34 сгенерированных мутантов тесты убили 25, один мутант выжил и 8 мутантов остались без покрытия. </w:t>
+      </w:r>
+      <w:proofErr w:type="spellStart"/>
+      <w:r>
+        <w:rPr>
+          <w:lang w:eastAsia="ru-RU"/>
+        </w:rPr>
+        <w:t>Mutation</w:t>
+      </w:r>
+      <w:proofErr w:type="spellEnd"/>
+      <w:r>
+        <w:rPr>
+          <w:lang w:eastAsia="ru-RU"/>
+        </w:rPr>
+        <w:t xml:space="preserve"> </w:t>
+      </w:r>
+      <w:proofErr w:type="spellStart"/>
+      <w:r>
+        <w:rPr>
+          <w:lang w:eastAsia="ru-RU"/>
+        </w:rPr>
+        <w:t>score</w:t>
+      </w:r>
+      <w:proofErr w:type="spellEnd"/>
+      <w:r>
+        <w:rPr>
+          <w:lang w:eastAsia="ru-RU"/>
+        </w:rPr>
+        <w:t xml:space="preserve"> составил 74%, а </w:t>
+      </w:r>
+      <w:proofErr w:type="spellStart"/>
+      <w:r>
+        <w:rPr>
+          <w:lang w:eastAsia="ru-RU"/>
+        </w:rPr>
+        <w:t>test</w:t>
+      </w:r>
+      <w:proofErr w:type="spellEnd"/>
+      <w:r>
+        <w:rPr>
+          <w:lang w:eastAsia="ru-RU"/>
+        </w:rPr>
+        <w:t xml:space="preserve"> </w:t>
+      </w:r>
+      <w:proofErr w:type="spellStart"/>
+      <w:r>
+        <w:rPr>
+          <w:lang w:eastAsia="ru-RU"/>
+        </w:rPr>
+        <w:t>strength</w:t>
+      </w:r>
+      <w:proofErr w:type="spellEnd"/>
+      <w:r>
+        <w:rPr>
+          <w:lang w:eastAsia="ru-RU"/>
+        </w:rPr>
+        <w:t xml:space="preserve"> (доля убитых мутантов среди покрытых тестами) — 96%. Покрытие строк при этом было 65% (39 из 60). Высокий </w:t>
+      </w:r>
+      <w:proofErr w:type="spellStart"/>
+      <w:r>
+        <w:rPr>
+          <w:lang w:eastAsia="ru-RU"/>
+        </w:rPr>
+        <w:t>test</w:t>
+      </w:r>
+      <w:proofErr w:type="spellEnd"/>
+      <w:r>
+        <w:rPr>
+          <w:lang w:eastAsia="ru-RU"/>
+        </w:rPr>
+        <w:t xml:space="preserve"> </w:t>
+      </w:r>
+      <w:proofErr w:type="spellStart"/>
+      <w:r>
+        <w:rPr>
+          <w:lang w:eastAsia="ru-RU"/>
+        </w:rPr>
+        <w:t>strength</w:t>
+      </w:r>
+      <w:proofErr w:type="spellEnd"/>
+      <w:r>
+        <w:rPr>
+          <w:lang w:eastAsia="ru-RU"/>
+        </w:rPr>
+        <w:t xml:space="preserve"> говорит о том, что существующие тесты хорошо проверяют результаты тех участков кода, которые они выполняют. Невысокий итоговый показатель объясняется в основном непокрытым кодом: тесты не проверяли граничные входные данные (</w:t>
+      </w:r>
+      <w:proofErr w:type="spellStart"/>
+      <w:r>
+        <w:rPr>
+          <w:lang w:eastAsia="ru-RU"/>
+        </w:rPr>
+        <w:t>null</w:t>
+      </w:r>
+      <w:proofErr w:type="spellEnd"/>
+      <w:r>
+        <w:rPr>
+          <w:lang w:eastAsia="ru-RU"/>
+        </w:rPr>
+        <w:t xml:space="preserve">, пустую строку, строку из пробелов), поэтому соответствующие ветки методов ни разу не выполнялись. Выживший мутант появился в методе </w:t>
+      </w:r>
+      <w:proofErr w:type="spellStart"/>
+      <w:r>
+        <w:rPr>
+          <w:lang w:eastAsia="ru-RU"/>
+        </w:rPr>
+        <w:t>mostFrequentWord</w:t>
+      </w:r>
+      <w:proofErr w:type="spellEnd"/>
+      <w:r>
+        <w:rPr>
+          <w:lang w:eastAsia="ru-RU"/>
+        </w:rPr>
+        <w:t xml:space="preserve">, где условие «&gt;» было заменено на «&gt;=». Тест его не обнаружил, потому что в тестовых данных не было слов с одинаковой максимальной частотой, а именно в этой ситуации поведение исходного кода и мутанта различается. Кроме того, частоты слов хранятся в </w:t>
+      </w:r>
+      <w:proofErr w:type="spellStart"/>
+      <w:r>
+        <w:rPr>
+          <w:lang w:eastAsia="ru-RU"/>
+        </w:rPr>
+        <w:t>HashMap</w:t>
+      </w:r>
+      <w:proofErr w:type="spellEnd"/>
+      <w:r>
+        <w:rPr>
+          <w:lang w:eastAsia="ru-RU"/>
+        </w:rPr>
+        <w:t>, порядок обхода которой не гарантирован, поэтому поведение метода при равенстве частот изначально не определено. Таким образом, для улучшения результатов необходимо добавить тесты на граничные случаи и зафиксировать правило выбора слова при одинаковой частоте.</w:t>
+      </w:r>
+    </w:p>
+    <w:p>
+      <w:pPr>
+        <w:rPr>
+          <w:lang w:eastAsia="ru-RU"/>
+        </w:rPr>
+      </w:pPr>
+      <w:r>
+        <w:rPr>
+          <w:lang w:eastAsia="ru-RU"/>
+        </w:rPr>
         <w:lastRenderedPageBreak/>
-        <w:t xml:space="preserve">Первый запуск мутационного тестирования показал, что из 34 сгенерированных мутантов тесты убили 25, один мутант выжил и 8 мутантов остались без покрытия. </w:t>
-      </w:r>
-      <w:proofErr w:type="spellStart"/>
-      <w:r>
-        <w:rPr>
-          <w:lang w:eastAsia="ru-RU"/>
-        </w:rPr>
-        <w:t>Mutation</w:t>
-      </w:r>
-      <w:proofErr w:type="spellEnd"/>
-      <w:r>
-        <w:rPr>
-          <w:lang w:eastAsia="ru-RU"/>
-        </w:rPr>
-        <w:t xml:space="preserve"> </w:t>
-      </w:r>
-      <w:proofErr w:type="spellStart"/>
-      <w:r>
-        <w:rPr>
-          <w:lang w:eastAsia="ru-RU"/>
-        </w:rPr>
-        <w:t>score</w:t>
-      </w:r>
-      <w:proofErr w:type="spellEnd"/>
-      <w:r>
-        <w:rPr>
-          <w:lang w:eastAsia="ru-RU"/>
-        </w:rPr>
-        <w:t xml:space="preserve"> составил 74%, а </w:t>
-      </w:r>
-      <w:proofErr w:type="spellStart"/>
-      <w:r>
-        <w:rPr>
-          <w:lang w:eastAsia="ru-RU"/>
-        </w:rPr>
-        <w:t>test</w:t>
-      </w:r>
-      <w:proofErr w:type="spellEnd"/>
-      <w:r>
-        <w:rPr>
-          <w:lang w:eastAsia="ru-RU"/>
-        </w:rPr>
-        <w:t xml:space="preserve"> </w:t>
-      </w:r>
-      <w:proofErr w:type="spellStart"/>
-      <w:r>
-        <w:rPr>
-          <w:lang w:eastAsia="ru-RU"/>
-        </w:rPr>
-        <w:t>strength</w:t>
-      </w:r>
-      <w:proofErr w:type="spellEnd"/>
-      <w:r>
-        <w:rPr>
-          <w:lang w:eastAsia="ru-RU"/>
-        </w:rPr>
-        <w:t xml:space="preserve"> (доля убитых мутантов среди покрытых тестами) — 96%. Покрытие строк при этом было 65% (39 из 60). Высокий </w:t>
-      </w:r>
-      <w:proofErr w:type="spellStart"/>
-      <w:r>
-        <w:rPr>
-          <w:lang w:eastAsia="ru-RU"/>
-        </w:rPr>
-        <w:t>test</w:t>
-      </w:r>
-      <w:proofErr w:type="spellEnd"/>
-      <w:r>
-        <w:rPr>
-          <w:lang w:eastAsia="ru-RU"/>
-        </w:rPr>
-        <w:t xml:space="preserve"> </w:t>
-      </w:r>
-      <w:proofErr w:type="spellStart"/>
-      <w:r>
-        <w:rPr>
-          <w:lang w:eastAsia="ru-RU"/>
-        </w:rPr>
-        <w:t>strength</w:t>
-      </w:r>
-      <w:proofErr w:type="spellEnd"/>
-      <w:r>
-        <w:rPr>
-          <w:lang w:eastAsia="ru-RU"/>
-        </w:rPr>
-        <w:t xml:space="preserve"> говорит о том, что существующие тесты хорошо проверяют результаты тех участков кода, которые они выполняют. Невысокий итоговый показатель объясняется в основном непокрытым кодом: тесты не проверяли граничные входные данные (</w:t>
-      </w:r>
-      <w:proofErr w:type="spellStart"/>
-      <w:r>
-        <w:rPr>
-          <w:lang w:eastAsia="ru-RU"/>
-        </w:rPr>
-        <w:t>null</w:t>
-      </w:r>
-      <w:proofErr w:type="spellEnd"/>
-      <w:r>
-        <w:rPr>
-          <w:lang w:eastAsia="ru-RU"/>
-        </w:rPr>
-        <w:t xml:space="preserve">, пустую строку, строку из пробелов), поэтому соответствующие ветки методов ни разу не выполнялись. Выживший мутант появился в методе </w:t>
-      </w:r>
-      <w:proofErr w:type="spellStart"/>
-      <w:r>
-        <w:rPr>
-          <w:lang w:eastAsia="ru-RU"/>
-        </w:rPr>
-        <w:t>mostFrequentWord</w:t>
-      </w:r>
-      <w:proofErr w:type="spellEnd"/>
-      <w:r>
-        <w:rPr>
-          <w:lang w:eastAsia="ru-RU"/>
-        </w:rPr>
-        <w:t xml:space="preserve">, где условие «&gt;» было заменено на «&gt;=». Тест его не обнаружил, потому что в тестовых данных не было слов с одинаковой максимальной частотой, а именно в этой ситуации поведение исходного кода и мутанта различается. Кроме того, частоты слов хранятся в </w:t>
-      </w:r>
-      <w:proofErr w:type="spellStart"/>
-      <w:r>
-        <w:rPr>
-          <w:lang w:eastAsia="ru-RU"/>
-        </w:rPr>
-        <w:t>HashMap</w:t>
-      </w:r>
-      <w:proofErr w:type="spellEnd"/>
-      <w:r>
-        <w:rPr>
-          <w:lang w:eastAsia="ru-RU"/>
-        </w:rPr>
-        <w:t>, порядок обхода которой не гарантирован, поэтому поведение метода при равенстве частот изначально не определено. Таким образом, для улучшения результатов необходимо добавить тесты на граничные случаи и зафиксировать правило выбора слова при одинаковой частоте.</w:t>
-      </w:r>
-    </w:p>
-    <w:p>
-      <w:pPr>
-        <w:rPr>
-          <w:lang w:eastAsia="ru-RU"/>
-        </w:rPr>
-      </w:pPr>
-      <w:r>
-        <w:rPr>
-          <w:lang w:eastAsia="ru-RU"/>
-        </w:rPr>
         <w:t xml:space="preserve">Для устранения неопределённости порядка в методе </w:t>
       </w:r>
       <w:proofErr w:type="spellStart"/>
@@ -2381,7 +3060,6 @@
           <w:noProof/>
           <w14:ligatures w14:val="standardContextual"/>
         </w:rPr>
-        <w:lastRenderedPageBreak/>
         <w:drawing>
           <wp:inline distT="0" distB="0" distL="0" distR="0" wp14:anchorId="1DD8A215" wp14:editId="16A93BDA">
             <wp:extent cx="5940425" cy="4534535"/>
@@ -2480,7 +3158,11 @@
         <w:t xml:space="preserve"> (рисунок 10)</w:t>
       </w:r>
       <w:r>
-        <w:t xml:space="preserve"> видим, что все покрытые тестами мутанты были обнаружены: выживших мутантов не осталось, а </w:t>
+        <w:t xml:space="preserve"> видим, что все покрытые тестами </w:t>
+      </w:r>
+      <w:r>
+        <w:lastRenderedPageBreak/>
+        <w:t xml:space="preserve">мутанты были обнаружены: выживших мутантов не осталось, а </w:t>
       </w:r>
       <w:proofErr w:type="spellStart"/>
       <w:r>
@@ -2541,7 +3223,6 @@
           <w:noProof/>
           <w14:ligatures w14:val="standardContextual"/>
         </w:rPr>
-        <w:lastRenderedPageBreak/>
         <w:drawing>
           <wp:inline distT="0" distB="0" distL="0" distR="0" wp14:anchorId="1F58D0D9" wp14:editId="303A9A78">
             <wp:extent cx="5940425" cy="1799590"/>
@@ -2619,25 +3300,7 @@
           <w:sz w:val="28"/>
           <w:szCs w:val="28"/>
         </w:rPr>
-        <w:t xml:space="preserve"> </w:t>
-      </w:r>
-      <w:r>
-        <w:rPr>
-          <w:i w:val="0"/>
-          <w:iCs w:val="0"/>
-          <w:sz w:val="28"/>
-          <w:szCs w:val="28"/>
-        </w:rPr>
-        <w:t>Повторный</w:t>
-      </w:r>
-      <w:r>
-        <w:rPr>
-          <w:i w:val="0"/>
-          <w:iCs w:val="0"/>
-          <w:sz w:val="28"/>
-          <w:szCs w:val="28"/>
-        </w:rPr>
-        <w:t xml:space="preserve"> запуск мутационного тестирования</w:t>
+        <w:t xml:space="preserve"> Повторный запуск мутационного тестирования</w:t>
       </w:r>
     </w:p>
     <w:p/>
@@ -2748,16 +3411,7 @@
           <w:sz w:val="28"/>
           <w:szCs w:val="28"/>
         </w:rPr>
-        <w:t>1</w:t>
-      </w:r>
-      <w:r>
-        <w:rPr>
-          <w:i w:val="0"/>
-          <w:iCs w:val="0"/>
-          <w:sz w:val="28"/>
-          <w:szCs w:val="28"/>
-        </w:rPr>
-        <w:t>1</w:t>
+        <w:t>11</w:t>
       </w:r>
       <w:r>
         <w:rPr>
@@ -2775,16 +3429,7 @@
           <w:sz w:val="28"/>
           <w:szCs w:val="28"/>
         </w:rPr>
-        <w:t xml:space="preserve"> </w:t>
-      </w:r>
-      <w:r>
-        <w:rPr>
-          <w:i w:val="0"/>
-          <w:iCs w:val="0"/>
-          <w:sz w:val="28"/>
-          <w:szCs w:val="28"/>
-        </w:rPr>
-        <w:t>Тесты граничных случаев</w:t>
+        <w:t xml:space="preserve"> Тесты граничных случаев</w:t>
       </w:r>
     </w:p>
     <w:p/>
@@ -2864,16 +3509,7 @@
           <w:sz w:val="28"/>
           <w:szCs w:val="28"/>
         </w:rPr>
-        <w:t>1</w:t>
-      </w:r>
-      <w:r>
-        <w:rPr>
-          <w:i w:val="0"/>
-          <w:iCs w:val="0"/>
-          <w:sz w:val="28"/>
-          <w:szCs w:val="28"/>
-        </w:rPr>
-        <w:t>2</w:t>
+        <w:t>12</w:t>
       </w:r>
       <w:r>
         <w:rPr>
@@ -2891,45 +3527,20 @@
           <w:sz w:val="28"/>
           <w:szCs w:val="28"/>
         </w:rPr>
-        <w:t xml:space="preserve"> </w:t>
-      </w:r>
-      <w:r>
-        <w:rPr>
-          <w:i w:val="0"/>
-          <w:iCs w:val="0"/>
-          <w:sz w:val="28"/>
-          <w:szCs w:val="28"/>
-        </w:rPr>
-        <w:t>Финальный</w:t>
-      </w:r>
-      <w:r>
-        <w:rPr>
-          <w:i w:val="0"/>
-          <w:iCs w:val="0"/>
-          <w:sz w:val="28"/>
-          <w:szCs w:val="28"/>
-        </w:rPr>
-        <w:t xml:space="preserve"> запуск мутационного тестирования</w:t>
+        <w:t xml:space="preserve"> Финальный запуск мутационного тестирования</w:t>
       </w:r>
     </w:p>
     <w:p/>
     <w:p>
       <w:pPr>
-        <w:ind w:firstLine="0"/>
-        <w:jc w:val="center"/>
-        <w:rPr>
-          <w:b/>
-          <w:bCs/>
-        </w:rPr>
-      </w:pPr>
-      <w:r>
-        <w:rPr>
-          <w:b/>
-          <w:bCs/>
-        </w:rPr>
+        <w:pStyle w:val="11"/>
+      </w:pPr>
+      <w:bookmarkStart w:id="5" w:name="_Toc242692100"/>
+      <w:r>
         <w:lastRenderedPageBreak/>
         <w:t>Вывод</w:t>
       </w:r>
+      <w:bookmarkEnd w:id="5"/>
     </w:p>
     <w:p>
       <w:r>
@@ -4189,8 +4800,9 @@
     <w:link w:val="12"/>
     <w:autoRedefine/>
     <w:qFormat/>
-    <w:rsid w:val="00A823FA"/>
+    <w:rsid w:val="00F04755"/>
     <w:pPr>
+      <w:ind w:firstLine="0"/>
       <w:jc w:val="center"/>
     </w:pPr>
     <w:rPr>
@@ -4202,13 +4814,13 @@
     <w:name w:val="Заголовок 1 уровень Знак"/>
     <w:basedOn w:val="a0"/>
     <w:link w:val="11"/>
-    <w:rsid w:val="00A823FA"/>
+    <w:rsid w:val="00F04755"/>
     <w:rPr>
-      <w:rFonts w:ascii="Times New Roman" w:hAnsi="Times New Roman" w:cs="Times New Roman"/>
+      <w:rFonts w:ascii="Times New Roman" w:eastAsia="Malgun Gothic" w:hAnsi="Times New Roman" w:cs="Times New Roman"/>
       <w:b/>
-      <w:color w:val="000000" w:themeColor="text1"/>
       <w:sz w:val="28"/>
       <w:szCs w:val="28"/>
+      <w14:ligatures w14:val="none"/>
     </w:rPr>
   </w:style>
   <w:style w:type="paragraph" w:customStyle="1" w:styleId="a3">
@@ -4239,7 +4851,7 @@
     <w:link w:val="22"/>
     <w:autoRedefine/>
     <w:qFormat/>
-    <w:rsid w:val="00270A7A"/>
+    <w:rsid w:val="00F0784B"/>
     <w:pPr>
       <w:spacing w:before="240"/>
       <w:ind w:firstLine="0"/>
@@ -4253,14 +4865,12 @@
     <w:name w:val="Заголовок 2 уровень Знак"/>
     <w:basedOn w:val="a4"/>
     <w:link w:val="21"/>
-    <w:rsid w:val="00270A7A"/>
+    <w:rsid w:val="00F0784B"/>
     <w:rPr>
-      <w:rFonts w:ascii="Times New Roman" w:hAnsi="Times New Roman" w:cs="Times New Roman"/>
+      <w:rFonts w:ascii="Times New Roman" w:eastAsia="Malgun Gothic" w:hAnsi="Times New Roman" w:cs="Times New Roman"/>
       <w:b/>
-      <w:color w:val="000000" w:themeColor="text1"/>
-      <w:kern w:val="0"/>
       <w:sz w:val="28"/>
-      <w:lang w:eastAsia="ru-RU"/>
+      <w:szCs w:val="22"/>
       <w14:ligatures w14:val="none"/>
     </w:rPr>
   </w:style>
@@ -4289,12 +4899,13 @@
     <w:link w:val="3"/>
     <w:rsid w:val="00BF473F"/>
     <w:rPr>
-      <w:rFonts w:ascii="Times New Roman" w:hAnsi="Times New Roman" w:cs="Times New Roman"/>
+      <w:rFonts w:ascii="Times New Roman" w:eastAsia="Malgun Gothic" w:hAnsi="Times New Roman" w:cs="Times New Roman"/>
       <w:b/>
       <w:bCs/>
       <w:color w:val="000000" w:themeColor="text1"/>
       <w:kern w:val="0"/>
       <w:sz w:val="28"/>
+      <w:szCs w:val="22"/>
       <w:lang w:eastAsia="ru-RU"/>
       <w14:ligatures w14:val="none"/>
     </w:rPr>
